--- a/revue-template/Pronto - modele d'article.docx
+++ b/revue-template/Pronto - modele d'article.docx
@@ -956,9 +956,173 @@
         </w:rPr>
       </w:pPr>
     </w:p>
+    <w:p>
+      <w:pPr>
+        <w:pStyle w:val="SZHCleAbbTab"/>
+        <w:rPr>
+          <w:noProof/>
+          <w:lang w:val="fr-CH"/>
+        </w:rPr>
+      </w:pPr>
+      <w:r>
+        <w:rPr>
+          <w:noProof/>
+          <w:lang w:val="fr-CH"/>
+        </w:rPr>
+        <w:t xml:space="preserve">Légende : </w:t>
+      </w:r>
+    </w:p>
+    <w:p>
+      <w:pPr>
+        <w:pStyle w:val="SZHCleAbbTab"/>
+        <w:rPr>
+          <w:noProof/>
+          <w:lang w:val="fr-CH"/>
+        </w:rPr>
+      </w:pPr>
+      <w:r>
+        <w:rPr>
+          <w:noProof/>
+          <w:lang w:val="fr-CH"/>
+        </w:rPr>
+        <w:t xml:space="preserve">Texte alternatif : </w:t>
+      </w:r>
+    </w:p>
+    <w:p>
+      <w:pPr>
+        <w:pStyle w:val="SZHCleAbbTab"/>
+        <w:rPr>
+          <w:noProof/>
+          <w:lang w:val="fr-CH"/>
+        </w:rPr>
+      </w:pPr>
+      <w:r>
+        <w:rPr>
+          <w:noProof/>
+          <w:lang w:val="fr-CH"/>
+        </w:rPr>
+        <w:t xml:space="preserve">Crédit : </w:t>
+      </w:r>
+    </w:p>
+    <w:p>
+      <w:pPr>
+        <w:pStyle w:val="SZHCleAbbTab"/>
+        <w:rPr>
+          <w:noProof/>
+          <w:lang w:val="fr-CH"/>
+        </w:rPr>
+      </w:pPr>
+      <w:r>
+        <w:rPr>
+          <w:noProof/>
+          <w:lang w:val="fr-CH"/>
+        </w:rPr>
+        <w:t xml:space="preserve">Source : </w:t>
+      </w:r>
+    </w:p>
+    <w:p>
+      <w:pPr>
+        <w:pStyle w:val="SZHAide"/>
+        <w:rPr>
+          <w:b/>
+          <w:bCs/>
+          <w:noProof/>
+          <w:lang w:val="fr-CH"/>
+        </w:rPr>
+      </w:pPr>
+      <w:r>
+        <w:rPr>
+          <w:b/>
+          <w:bCs/>
+          <w:noProof/>
+          <w:lang w:val="fr-CH"/>
+        </w:rPr>
+        <w:t xml:space="preserve">{{IMAGE ICI}}</w:t>
+      </w:r>
+    </w:p>
+    <w:p>
+      <w:pPr>
+        <w:pStyle w:val="SZHAide"/>
+        <w:rPr>
+          <w:noProof/>
+          <w:lang w:val="fr-CH"/>
+        </w:rPr>
+      </w:pPr>
+      <w:r>
+        <w:rPr>
+          <w:noProof/>
+          <w:lang w:val="fr-CH"/>
+        </w:rPr>
+        <w:t xml:space="preserve">Copiez ces quatre paragraphes et l’image pour chaque nouvelle figure.</w:t>
+      </w:r>
+    </w:p>
+    <w:p>
+      <w:pPr>
+        <w:pStyle w:val="SZHCleAbbTab"/>
+        <w:rPr>
+          <w:noProof/>
+          <w:lang w:val="fr-CH"/>
+        </w:rPr>
+      </w:pPr>
+      <w:r>
+        <w:rPr>
+          <w:noProof/>
+          <w:lang w:val="fr-CH"/>
+        </w:rPr>
+        <w:t xml:space="preserve">Légende : </w:t>
+      </w:r>
+    </w:p>
+    <w:p>
+      <w:pPr>
+        <w:pStyle w:val="SZHCleAbbTab"/>
+        <w:rPr>
+          <w:noProof/>
+          <w:lang w:val="fr-CH"/>
+        </w:rPr>
+      </w:pPr>
+      <w:r>
+        <w:rPr>
+          <w:noProof/>
+          <w:lang w:val="fr-CH"/>
+        </w:rPr>
+        <w:t xml:space="preserve">Texte alternatif : </w:t>
+      </w:r>
+    </w:p>
+    <w:p>
+      <w:pPr>
+        <w:pStyle w:val="SZHCleAbbTab"/>
+        <w:rPr>
+          <w:noProof/>
+          <w:lang w:val="fr-CH"/>
+        </w:rPr>
+      </w:pPr>
+      <w:r>
+        <w:rPr>
+          <w:noProof/>
+          <w:lang w:val="fr-CH"/>
+        </w:rPr>
+        <w:t xml:space="preserve">Crédit : </w:t>
+      </w:r>
+    </w:p>
+    <w:p>
+      <w:pPr>
+        <w:pStyle w:val="SZHCleAbbTab"/>
+        <w:rPr>
+          <w:noProof/>
+          <w:lang w:val="fr-CH"/>
+        </w:rPr>
+      </w:pPr>
+      <w:r>
+        <w:rPr>
+          <w:noProof/>
+          <w:lang w:val="fr-CH"/>
+        </w:rPr>
+        <w:t xml:space="preserve">Source : </w:t>
+      </w:r>
+    </w:p>
     <w:tbl>
       <w:tblPr>
-        <w:tblW w:w="8220" w:type="dxa"/>
+        <w:tblW w:w="8000" w:type="dxa"/>
         <w:tblBorders>
           <w:top w:val="single" w:sz="4" w:space="0" w:color="BFBFBF"/>
           <w:left w:val="single" w:sz="4" w:space="0" w:color="BFBFBF"/>
@@ -967,150 +1131,86 @@
           <w:insideH w:val="single" w:sz="4" w:space="0" w:color="BFBFBF"/>
           <w:insideV w:val="single" w:sz="4" w:space="0" w:color="BFBFBF"/>
         </w:tblBorders>
-        <w:tblLayout w:type="fixed"/>
-        <w:tblCellMar>
-          <w:top w:w="57" w:type="dxa"/>
-          <w:left w:w="85" w:type="dxa"/>
-          <w:bottom w:w="57" w:type="dxa"/>
-          <w:right w:w="85" w:type="dxa"/>
-        </w:tblCellMar>
         <w:tblLook w:val="0000" w:firstRow="0" w:lastRow="0" w:firstColumn="0" w:lastColumn="0" w:noHBand="0" w:noVBand="0"/>
       </w:tblPr>
       <w:tblGrid>
-        <w:gridCol w:w="8220"/>
+        <w:gridCol w:w="4000"/>
+        <w:gridCol w:w="4000"/>
       </w:tblGrid>
       <w:tr>
         <w:tc>
           <w:tcPr>
-            <w:tcW w:w="8220" w:type="dxa"/>
+            <w:tcW w:w="4000" w:type="dxa"/>
           </w:tcPr>
           <w:p>
             <w:pPr>
-              <w:pStyle w:val="SZHCle"/>
-              <w:rPr>
-                <w:noProof/>
-                <w:lang w:val="fr-CH"/>
-              </w:rPr>
-            </w:pPr>
-            <w:r>
-              <w:rPr>
-                <w:noProof/>
-                <w:lang w:val="fr-CH"/>
-              </w:rPr>
-              <w:t xml:space="preserve">Légende : </w:t>
-            </w:r>
-          </w:p>
-          <w:p>
-            <w:pPr>
-              <w:pStyle w:val="SZHCle"/>
-              <w:rPr>
-                <w:noProof/>
-                <w:lang w:val="fr-CH"/>
-              </w:rPr>
-            </w:pPr>
-            <w:r>
-              <w:rPr>
-                <w:noProof/>
-                <w:lang w:val="fr-CH"/>
-              </w:rPr>
-              <w:t xml:space="preserve">Texte alternatif : </w:t>
-            </w:r>
-          </w:p>
-          <w:p>
-            <w:pPr>
-              <w:pStyle w:val="SZHCle"/>
-              <w:rPr>
-                <w:noProof/>
-                <w:lang w:val="fr-CH"/>
-              </w:rPr>
-            </w:pPr>
-            <w:r>
-              <w:rPr>
-                <w:noProof/>
-                <w:lang w:val="fr-CH"/>
-              </w:rPr>
-              <w:t xml:space="preserve">Crédit : </w:t>
-            </w:r>
-          </w:p>
-          <w:p>
-            <w:pPr>
-              <w:pStyle w:val="SZHCle"/>
-              <w:rPr>
-                <w:noProof/>
-                <w:lang w:val="fr-CH"/>
-              </w:rPr>
-            </w:pPr>
-            <w:r>
-              <w:rPr>
-                <w:noProof/>
-                <w:lang w:val="fr-CH"/>
-              </w:rPr>
-              <w:t xml:space="preserve">Source : </w:t>
-            </w:r>
-          </w:p>
-          <w:p>
-            <w:pPr>
-              <w:pStyle w:val="SZHAide"/>
-              <w:rPr>
-                <w:noProof/>
-                <w:lang w:val="fr-CH"/>
-              </w:rPr>
-            </w:pPr>
-            <w:r>
-              <w:rPr>
-                <w:noProof/>
-                <w:lang w:val="fr-CH"/>
-              </w:rPr>
-              <w:t xml:space="preserve">Copiez ce </w:t>
-            </w:r>
-            <w:r>
-              <w:rPr>
-                <w:noProof/>
-                <w:lang w:val="fr-CH"/>
-              </w:rPr>
-              <w:t>tableau</w:t>
-            </w:r>
-            <w:r>
-              <w:rPr>
-                <w:noProof/>
-                <w:lang w:val="fr-CH"/>
-              </w:rPr>
-              <w:t xml:space="preserve"> entier pour chaque nouvelle figure.</w:t>
+              <w:pStyle w:val="Corpsdetexte"/>
+            </w:pPr>
+            <w:r>
+              <w:t>Cellule 1</w:t>
+            </w:r>
+          </w:p>
+        </w:tc>
+        <w:tc>
+          <w:tcPr>
+            <w:tcW w:w="4000" w:type="dxa"/>
+          </w:tcPr>
+          <w:p>
+            <w:pPr>
+              <w:pStyle w:val="Corpsdetexte"/>
+            </w:pPr>
+            <w:r>
+              <w:t>Cellule 2</w:t>
             </w:r>
           </w:p>
         </w:tc>
       </w:tr>
       <w:tr>
-        <w:trPr>
-          <w:trHeight w:val="1701"/>
-        </w:trPr>
         <w:tc>
           <w:tcPr>
-            <w:tcW w:w="8220" w:type="dxa"/>
+            <w:tcW w:w="4000" w:type="dxa"/>
           </w:tcPr>
           <w:p>
             <w:pPr>
-              <w:pStyle w:val="SZHAide"/>
-              <w:rPr>
-                <w:b/>
-                <w:bCs/>
-                <w:noProof/>
-                <w:lang w:val="fr-CH"/>
-              </w:rPr>
-            </w:pPr>
-            <w:r>
-              <w:rPr>
-                <w:b/>
-                <w:bCs/>
-                <w:noProof/>
-                <w:lang w:val="fr-CH"/>
-              </w:rPr>
-              <w:t>{{IMAGE ICI}}</w:t>
+              <w:pStyle w:val="Corpsdetexte"/>
+            </w:pPr>
+            <w:r>
+              <w:t>Cellule 3</w:t>
+            </w:r>
+          </w:p>
+        </w:tc>
+        <w:tc>
+          <w:tcPr>
+            <w:tcW w:w="4000" w:type="dxa"/>
+          </w:tcPr>
+          <w:p>
+            <w:pPr>
+              <w:pStyle w:val="Corpsdetexte"/>
+            </w:pPr>
+            <w:r>
+              <w:t>Cellule 4</w:t>
             </w:r>
           </w:p>
         </w:tc>
       </w:tr>
     </w:tbl>
+    <w:p>
+      <w:pPr>
+        <w:pStyle w:val="SZHAide"/>
+        <w:rPr>
+          <w:noProof/>
+          <w:lang w:val="fr-CH"/>
+        </w:rPr>
+      </w:pPr>
+      <w:r>
+        <w:rPr>
+          <w:noProof/>
+          <w:lang w:val="fr-CH"/>
+        </w:rPr>
+        <w:t xml:space="preserve">Copiez ces quatre paragraphes et le tableau pour chaque nouveau tableau.</w:t>
+      </w:r>
+    </w:p>
+    <w:p/>
     <w:p>
       <w:pPr>
         <w:pStyle w:val="Citation"/>
@@ -2107,6 +2207,24 @@
       <w:sz w:val="20"/>
     </w:rPr>
   </w:style>
+  <w:style w:type="paragraph" w:customStyle="1" w:styleId="SZHCleAbbTab">
+    <w:name w:val="SZH Cle Abb/Tab"/>
+    <w:basedOn w:val="SZHCle"/>
+    <w:qFormat/>
+    <w:pPr>
+      <w:keepNext/>
+      <w:pBdr>
+        <w:top w:val="single" w:sz="12" w:space="4" w:color="auto"/>
+        <w:left w:val="single" w:sz="12" w:space="4" w:color="auto"/>
+        <w:right w:val="single" w:sz="12" w:space="4" w:color="auto"/>
+      </w:pBdr>
+    </w:pPr>
+    <w:rPr>
+      <w:b/>
+      <w:bCs/>
+      <w:sz w:val="20"/>
+    </w:rPr>
+  </w:style>
   <w:style w:type="paragraph" w:customStyle="1" w:styleId="SZHAide">
     <w:name w:val="SZH Aide"/>
     <w:basedOn w:val="Normal"/>

--- a/revue-template/Pronto - modele d'article.docx
+++ b/revue-template/Pronto - modele d'article.docx
@@ -36,14 +36,14 @@
             <w:pPr>
               <w:pStyle w:val="SZHCle"/>
               <w:rPr>
-                <w:noProof/>
-                <w:lang w:val="fr-CH"/>
-              </w:rPr>
-            </w:pPr>
-            <w:r>
-              <w:rPr>
-                <w:noProof/>
-                <w:lang w:val="fr-CH"/>
+                <w:rFonts w:asciiTheme="majorHAnsi" w:hAnsiTheme="majorHAnsi" w:cstheme="majorHAnsi"/>
+                <w:noProof/>
+              </w:rPr>
+            </w:pPr>
+            <w:r>
+              <w:rPr>
+                <w:rFonts w:asciiTheme="majorHAnsi" w:hAnsiTheme="majorHAnsi" w:cstheme="majorHAnsi"/>
+                <w:noProof/>
               </w:rPr>
               <w:t>Champ</w:t>
             </w:r>
@@ -58,14 +58,14 @@
             <w:pPr>
               <w:pStyle w:val="SZHCle"/>
               <w:rPr>
-                <w:noProof/>
-                <w:lang w:val="fr-CH"/>
-              </w:rPr>
-            </w:pPr>
-            <w:r>
-              <w:rPr>
-                <w:noProof/>
-                <w:lang w:val="fr-CH"/>
+                <w:rFonts w:asciiTheme="majorHAnsi" w:hAnsiTheme="majorHAnsi" w:cstheme="majorHAnsi"/>
+                <w:noProof/>
+              </w:rPr>
+            </w:pPr>
+            <w:r>
+              <w:rPr>
+                <w:rFonts w:asciiTheme="majorHAnsi" w:hAnsiTheme="majorHAnsi" w:cstheme="majorHAnsi"/>
+                <w:noProof/>
               </w:rPr>
               <w:t>Valeur</w:t>
             </w:r>
@@ -81,14 +81,14 @@
             <w:pPr>
               <w:pStyle w:val="SZHCle"/>
               <w:rPr>
-                <w:noProof/>
-                <w:lang w:val="fr-CH"/>
-              </w:rPr>
-            </w:pPr>
-            <w:r>
-              <w:rPr>
-                <w:noProof/>
-                <w:lang w:val="fr-CH"/>
+                <w:rFonts w:asciiTheme="majorHAnsi" w:hAnsiTheme="majorHAnsi" w:cstheme="majorHAnsi"/>
+                <w:noProof/>
+              </w:rPr>
+            </w:pPr>
+            <w:r>
+              <w:rPr>
+                <w:rFonts w:asciiTheme="majorHAnsi" w:hAnsiTheme="majorHAnsi" w:cstheme="majorHAnsi"/>
+                <w:noProof/>
               </w:rPr>
               <w:t>Type d’article</w:t>
             </w:r>
@@ -97,14 +97,14 @@
             <w:pPr>
               <w:pStyle w:val="SZHAide"/>
               <w:rPr>
-                <w:noProof/>
-                <w:lang w:val="fr-CH"/>
-              </w:rPr>
-            </w:pPr>
-            <w:r>
-              <w:rPr>
-                <w:noProof/>
-                <w:lang w:val="fr-CH"/>
+                <w:rFonts w:asciiTheme="majorHAnsi" w:hAnsiTheme="majorHAnsi" w:cstheme="majorHAnsi"/>
+                <w:noProof/>
+              </w:rPr>
+            </w:pPr>
+            <w:r>
+              <w:rPr>
+                <w:rFonts w:asciiTheme="majorHAnsi" w:hAnsiTheme="majorHAnsi" w:cstheme="majorHAnsi"/>
+                <w:noProof/>
               </w:rPr>
               <w:t>dossier thématique · éditorial · entretien · varia · tribune libre</w:t>
             </w:r>
@@ -117,8 +117,8 @@
           <w:p>
             <w:pPr>
               <w:rPr>
-                <w:noProof/>
-                <w:lang w:val="fr-CH"/>
+                <w:rFonts w:asciiTheme="majorHAnsi" w:hAnsiTheme="majorHAnsi" w:cstheme="majorHAnsi"/>
+                <w:noProof/>
               </w:rPr>
             </w:pPr>
           </w:p>
@@ -133,32 +133,16 @@
             <w:pPr>
               <w:pStyle w:val="SZHCle"/>
               <w:rPr>
-                <w:noProof/>
-                <w:lang w:val="fr-CH"/>
-              </w:rPr>
-            </w:pPr>
-            <w:r>
-              <w:rPr>
-                <w:noProof/>
-                <w:lang w:val="fr-CH"/>
-              </w:rPr>
-              <w:t>Langue de l’article</w:t>
-            </w:r>
-          </w:p>
-          <w:p>
-            <w:pPr>
-              <w:pStyle w:val="SZHAide"/>
-              <w:rPr>
-                <w:noProof/>
-                <w:lang w:val="fr-CH"/>
-              </w:rPr>
-            </w:pPr>
-            <w:r>
-              <w:rPr>
-                <w:noProof/>
-                <w:lang w:val="fr-CH"/>
-              </w:rPr>
-              <w:t>français · deutsch · italiano</w:t>
+                <w:rFonts w:asciiTheme="majorHAnsi" w:hAnsiTheme="majorHAnsi" w:cstheme="majorHAnsi"/>
+                <w:noProof/>
+              </w:rPr>
+            </w:pPr>
+            <w:r>
+              <w:rPr>
+                <w:rFonts w:asciiTheme="majorHAnsi" w:hAnsiTheme="majorHAnsi" w:cstheme="majorHAnsi"/>
+                <w:noProof/>
+              </w:rPr>
+              <w:t>Titre (FR)</w:t>
             </w:r>
           </w:p>
         </w:tc>
@@ -169,8 +153,8 @@
           <w:p>
             <w:pPr>
               <w:rPr>
-                <w:noProof/>
-                <w:lang w:val="fr-CH"/>
+                <w:rFonts w:asciiTheme="majorHAnsi" w:hAnsiTheme="majorHAnsi" w:cstheme="majorHAnsi"/>
+                <w:noProof/>
               </w:rPr>
             </w:pPr>
           </w:p>
@@ -185,16 +169,32 @@
             <w:pPr>
               <w:pStyle w:val="SZHCle"/>
               <w:rPr>
-                <w:noProof/>
-                <w:lang w:val="fr-CH"/>
-              </w:rPr>
-            </w:pPr>
-            <w:r>
-              <w:rPr>
-                <w:noProof/>
-                <w:lang w:val="fr-CH"/>
-              </w:rPr>
-              <w:t>Titre (FR)</w:t>
+                <w:rFonts w:asciiTheme="majorHAnsi" w:hAnsiTheme="majorHAnsi" w:cstheme="majorHAnsi"/>
+                <w:noProof/>
+              </w:rPr>
+            </w:pPr>
+            <w:r>
+              <w:rPr>
+                <w:rFonts w:asciiTheme="majorHAnsi" w:hAnsiTheme="majorHAnsi" w:cstheme="majorHAnsi"/>
+                <w:noProof/>
+              </w:rPr>
+              <w:t>Sous-titre (FR)</w:t>
+            </w:r>
+          </w:p>
+          <w:p>
+            <w:pPr>
+              <w:pStyle w:val="SZHAide"/>
+              <w:rPr>
+                <w:rFonts w:asciiTheme="majorHAnsi" w:hAnsiTheme="majorHAnsi" w:cstheme="majorHAnsi"/>
+                <w:noProof/>
+              </w:rPr>
+            </w:pPr>
+            <w:r>
+              <w:rPr>
+                <w:rFonts w:asciiTheme="majorHAnsi" w:hAnsiTheme="majorHAnsi" w:cstheme="majorHAnsi"/>
+                <w:noProof/>
+              </w:rPr>
+              <w:t>facultatif</w:t>
             </w:r>
           </w:p>
         </w:tc>
@@ -205,8 +205,8 @@
           <w:p>
             <w:pPr>
               <w:rPr>
-                <w:noProof/>
-                <w:lang w:val="fr-CH"/>
+                <w:rFonts w:asciiTheme="majorHAnsi" w:hAnsiTheme="majorHAnsi" w:cstheme="majorHAnsi"/>
+                <w:noProof/>
               </w:rPr>
             </w:pPr>
           </w:p>
@@ -221,32 +221,32 @@
             <w:pPr>
               <w:pStyle w:val="SZHCle"/>
               <w:rPr>
-                <w:noProof/>
-                <w:lang w:val="fr-CH"/>
-              </w:rPr>
-            </w:pPr>
-            <w:r>
-              <w:rPr>
-                <w:noProof/>
-                <w:lang w:val="fr-CH"/>
-              </w:rPr>
-              <w:t>Sous-titre (FR)</w:t>
+                <w:rFonts w:asciiTheme="majorHAnsi" w:hAnsiTheme="majorHAnsi" w:cstheme="majorHAnsi"/>
+                <w:noProof/>
+              </w:rPr>
+            </w:pPr>
+            <w:r>
+              <w:rPr>
+                <w:rFonts w:asciiTheme="majorHAnsi" w:hAnsiTheme="majorHAnsi" w:cstheme="majorHAnsi"/>
+                <w:noProof/>
+              </w:rPr>
+              <w:t>Résumé (FR)</w:t>
             </w:r>
           </w:p>
           <w:p>
             <w:pPr>
               <w:pStyle w:val="SZHAide"/>
               <w:rPr>
-                <w:noProof/>
-                <w:lang w:val="fr-CH"/>
-              </w:rPr>
-            </w:pPr>
-            <w:r>
-              <w:rPr>
-                <w:noProof/>
-                <w:lang w:val="fr-CH"/>
-              </w:rPr>
-              <w:t>facultatif</w:t>
+                <w:rFonts w:asciiTheme="majorHAnsi" w:hAnsiTheme="majorHAnsi" w:cstheme="majorHAnsi"/>
+                <w:noProof/>
+              </w:rPr>
+            </w:pPr>
+            <w:r>
+              <w:rPr>
+                <w:rFonts w:asciiTheme="majorHAnsi" w:hAnsiTheme="majorHAnsi" w:cstheme="majorHAnsi"/>
+                <w:noProof/>
+              </w:rPr>
+              <w:t>400 à 600 signes, espaces comprises</w:t>
             </w:r>
           </w:p>
         </w:tc>
@@ -257,60 +257,8 @@
           <w:p>
             <w:pPr>
               <w:rPr>
-                <w:noProof/>
-                <w:lang w:val="fr-CH"/>
-              </w:rPr>
-            </w:pPr>
-          </w:p>
-        </w:tc>
-      </w:tr>
-      <w:tr>
-        <w:tc>
-          <w:tcPr>
-            <w:tcW w:w="2835" w:type="dxa"/>
-          </w:tcPr>
-          <w:p>
-            <w:pPr>
-              <w:pStyle w:val="SZHCle"/>
-              <w:rPr>
-                <w:noProof/>
-                <w:lang w:val="fr-CH"/>
-              </w:rPr>
-            </w:pPr>
-            <w:r>
-              <w:rPr>
-                <w:noProof/>
-                <w:lang w:val="fr-CH"/>
-              </w:rPr>
-              <w:t>Résumé (FR)</w:t>
-            </w:r>
-          </w:p>
-          <w:p>
-            <w:pPr>
-              <w:pStyle w:val="SZHAide"/>
-              <w:rPr>
-                <w:noProof/>
-                <w:lang w:val="fr-CH"/>
-              </w:rPr>
-            </w:pPr>
-            <w:r>
-              <w:rPr>
-                <w:noProof/>
-                <w:lang w:val="fr-CH"/>
-              </w:rPr>
-              <w:t>400 à 600 signes, espaces comprises</w:t>
-            </w:r>
-          </w:p>
-        </w:tc>
-        <w:tc>
-          <w:tcPr>
-            <w:tcW w:w="5669" w:type="dxa"/>
-          </w:tcPr>
-          <w:p>
-            <w:pPr>
-              <w:rPr>
-                <w:noProof/>
-                <w:lang w:val="fr-CH"/>
+                <w:rFonts w:asciiTheme="majorHAnsi" w:hAnsiTheme="majorHAnsi" w:cstheme="majorHAnsi"/>
+                <w:noProof/>
               </w:rPr>
             </w:pPr>
           </w:p>
@@ -320,8 +268,8 @@
     <w:p>
       <w:pPr>
         <w:rPr>
-          <w:noProof/>
-          <w:lang w:val="fr-CH"/>
+          <w:rFonts w:asciiTheme="majorHAnsi" w:hAnsiTheme="majorHAnsi" w:cstheme="majorHAnsi"/>
+          <w:noProof/>
         </w:rPr>
       </w:pPr>
     </w:p>
@@ -359,14 +307,14 @@
             <w:pPr>
               <w:pStyle w:val="SZHCle"/>
               <w:rPr>
-                <w:noProof/>
-                <w:lang w:val="fr-CH"/>
-              </w:rPr>
-            </w:pPr>
-            <w:r>
-              <w:rPr>
-                <w:noProof/>
-                <w:lang w:val="fr-CH"/>
+                <w:rFonts w:asciiTheme="majorHAnsi" w:hAnsiTheme="majorHAnsi" w:cstheme="majorHAnsi"/>
+                <w:noProof/>
+              </w:rPr>
+            </w:pPr>
+            <w:r>
+              <w:rPr>
+                <w:rFonts w:asciiTheme="majorHAnsi" w:hAnsiTheme="majorHAnsi" w:cstheme="majorHAnsi"/>
+                <w:noProof/>
               </w:rPr>
               <w:t>Photo</w:t>
             </w:r>
@@ -381,14 +329,14 @@
             <w:pPr>
               <w:pStyle w:val="SZHCle"/>
               <w:rPr>
-                <w:noProof/>
-                <w:lang w:val="fr-CH"/>
-              </w:rPr>
-            </w:pPr>
-            <w:r>
-              <w:rPr>
-                <w:noProof/>
-                <w:lang w:val="fr-CH"/>
+                <w:rFonts w:asciiTheme="majorHAnsi" w:hAnsiTheme="majorHAnsi" w:cstheme="majorHAnsi"/>
+                <w:noProof/>
+              </w:rPr>
+            </w:pPr>
+            <w:r>
+              <w:rPr>
+                <w:rFonts w:asciiTheme="majorHAnsi" w:hAnsiTheme="majorHAnsi" w:cstheme="majorHAnsi"/>
+                <w:noProof/>
               </w:rPr>
               <w:t>Autrice ou auteur</w:t>
             </w:r>
@@ -406,8 +354,8 @@
           <w:p>
             <w:pPr>
               <w:rPr>
-                <w:noProof/>
-                <w:lang w:val="fr-CH"/>
+                <w:rFonts w:asciiTheme="majorHAnsi" w:hAnsiTheme="majorHAnsi" w:cstheme="majorHAnsi"/>
+                <w:noProof/>
               </w:rPr>
             </w:pPr>
           </w:p>
@@ -420,14 +368,14 @@
             <w:pPr>
               <w:pStyle w:val="SZHCle"/>
               <w:rPr>
-                <w:noProof/>
-                <w:lang w:val="fr-CH"/>
-              </w:rPr>
-            </w:pPr>
-            <w:r>
-              <w:rPr>
-                <w:noProof/>
-                <w:lang w:val="fr-CH"/>
+                <w:rFonts w:asciiTheme="majorHAnsi" w:hAnsiTheme="majorHAnsi" w:cstheme="majorHAnsi"/>
+                <w:noProof/>
+              </w:rPr>
+            </w:pPr>
+            <w:r>
+              <w:rPr>
+                <w:rFonts w:asciiTheme="majorHAnsi" w:hAnsiTheme="majorHAnsi" w:cstheme="majorHAnsi"/>
+                <w:noProof/>
               </w:rPr>
               <w:t xml:space="preserve">Prénom : </w:t>
             </w:r>
@@ -436,16 +384,16 @@
             <w:pPr>
               <w:pStyle w:val="SZHCle"/>
               <w:rPr>
+                <w:rFonts w:asciiTheme="majorHAnsi" w:hAnsiTheme="majorHAnsi" w:cstheme="majorHAnsi"/>
                 <w:noProof/>
                 <w:szCs w:val="20"/>
-                <w:lang w:val="fr-CH"/>
-              </w:rPr>
-            </w:pPr>
-            <w:r>
-              <w:rPr>
+              </w:rPr>
+            </w:pPr>
+            <w:r>
+              <w:rPr>
+                <w:rFonts w:asciiTheme="majorHAnsi" w:hAnsiTheme="majorHAnsi" w:cstheme="majorHAnsi"/>
                 <w:noProof/>
                 <w:szCs w:val="20"/>
-                <w:lang w:val="fr-CH"/>
               </w:rPr>
               <w:t xml:space="preserve">Nom : </w:t>
             </w:r>
@@ -454,16 +402,16 @@
             <w:pPr>
               <w:pStyle w:val="SZHCle"/>
               <w:rPr>
+                <w:rFonts w:asciiTheme="majorHAnsi" w:hAnsiTheme="majorHAnsi" w:cstheme="majorHAnsi"/>
                 <w:noProof/>
                 <w:szCs w:val="20"/>
-                <w:lang w:val="fr-CH"/>
-              </w:rPr>
-            </w:pPr>
-            <w:r>
-              <w:rPr>
+              </w:rPr>
+            </w:pPr>
+            <w:r>
+              <w:rPr>
+                <w:rFonts w:asciiTheme="majorHAnsi" w:hAnsiTheme="majorHAnsi" w:cstheme="majorHAnsi"/>
                 <w:noProof/>
                 <w:szCs w:val="20"/>
-                <w:lang w:val="fr-CH"/>
               </w:rPr>
               <w:t xml:space="preserve">Fonction : </w:t>
             </w:r>
@@ -472,16 +420,16 @@
             <w:pPr>
               <w:pStyle w:val="SZHCle"/>
               <w:rPr>
+                <w:rFonts w:asciiTheme="majorHAnsi" w:hAnsiTheme="majorHAnsi" w:cstheme="majorHAnsi"/>
                 <w:noProof/>
                 <w:szCs w:val="20"/>
-                <w:lang w:val="fr-CH"/>
-              </w:rPr>
-            </w:pPr>
-            <w:r>
-              <w:rPr>
+              </w:rPr>
+            </w:pPr>
+            <w:r>
+              <w:rPr>
+                <w:rFonts w:asciiTheme="majorHAnsi" w:hAnsiTheme="majorHAnsi" w:cstheme="majorHAnsi"/>
                 <w:noProof/>
                 <w:szCs w:val="20"/>
-                <w:lang w:val="fr-CH"/>
               </w:rPr>
               <w:t xml:space="preserve">Institution : </w:t>
             </w:r>
@@ -490,16 +438,16 @@
             <w:pPr>
               <w:pStyle w:val="SZHCle"/>
               <w:rPr>
+                <w:rFonts w:asciiTheme="majorHAnsi" w:hAnsiTheme="majorHAnsi" w:cstheme="majorHAnsi"/>
                 <w:noProof/>
                 <w:szCs w:val="20"/>
-                <w:lang w:val="fr-CH"/>
-              </w:rPr>
-            </w:pPr>
-            <w:r>
-              <w:rPr>
+              </w:rPr>
+            </w:pPr>
+            <w:r>
+              <w:rPr>
+                <w:rFonts w:asciiTheme="majorHAnsi" w:hAnsiTheme="majorHAnsi" w:cstheme="majorHAnsi"/>
                 <w:noProof/>
                 <w:szCs w:val="20"/>
-                <w:lang w:val="fr-CH"/>
               </w:rPr>
               <w:t xml:space="preserve">ROR : </w:t>
             </w:r>
@@ -508,16 +456,16 @@
             <w:pPr>
               <w:pStyle w:val="SZHCle"/>
               <w:rPr>
+                <w:rFonts w:asciiTheme="majorHAnsi" w:hAnsiTheme="majorHAnsi" w:cstheme="majorHAnsi"/>
                 <w:noProof/>
                 <w:szCs w:val="20"/>
-                <w:lang w:val="fr-CH"/>
-              </w:rPr>
-            </w:pPr>
-            <w:r>
-              <w:rPr>
+              </w:rPr>
+            </w:pPr>
+            <w:r>
+              <w:rPr>
+                <w:rFonts w:asciiTheme="majorHAnsi" w:hAnsiTheme="majorHAnsi" w:cstheme="majorHAnsi"/>
                 <w:noProof/>
                 <w:szCs w:val="20"/>
-                <w:lang w:val="fr-CH"/>
               </w:rPr>
               <w:t xml:space="preserve">ORCID : </w:t>
             </w:r>
@@ -526,26 +474,18 @@
             <w:pPr>
               <w:pStyle w:val="SZHCle"/>
               <w:rPr>
+                <w:rFonts w:asciiTheme="majorHAnsi" w:hAnsiTheme="majorHAnsi" w:cstheme="majorHAnsi"/>
                 <w:noProof/>
                 <w:szCs w:val="20"/>
-                <w:lang w:val="fr-CH"/>
-              </w:rPr>
-            </w:pPr>
-            <w:r>
-              <w:rPr>
+              </w:rPr>
+            </w:pPr>
+            <w:r>
+              <w:rPr>
+                <w:rFonts w:asciiTheme="majorHAnsi" w:hAnsiTheme="majorHAnsi" w:cstheme="majorHAnsi"/>
                 <w:noProof/>
                 <w:szCs w:val="20"/>
-                <w:lang w:val="fr-CH"/>
-              </w:rPr>
-              <w:t>Email</w:t>
-            </w:r>
-            <w:r>
-              <w:rPr>
-                <w:noProof/>
-                <w:szCs w:val="20"/>
-                <w:lang w:val="fr-CH"/>
-              </w:rPr>
-              <w:t xml:space="preserve"> : </w:t>
+              </w:rPr>
+              <w:t xml:space="preserve">Email : </w:t>
             </w:r>
           </w:p>
         </w:tc>
@@ -561,8 +501,8 @@
           <w:p>
             <w:pPr>
               <w:rPr>
-                <w:noProof/>
-                <w:lang w:val="fr-CH"/>
+                <w:rFonts w:asciiTheme="majorHAnsi" w:hAnsiTheme="majorHAnsi" w:cstheme="majorHAnsi"/>
+                <w:noProof/>
               </w:rPr>
             </w:pPr>
           </w:p>
@@ -575,14 +515,14 @@
             <w:pPr>
               <w:pStyle w:val="SZHCle"/>
               <w:rPr>
-                <w:noProof/>
-                <w:lang w:val="fr-CH"/>
-              </w:rPr>
-            </w:pPr>
-            <w:r>
-              <w:rPr>
-                <w:noProof/>
-                <w:lang w:val="fr-CH"/>
+                <w:rFonts w:asciiTheme="majorHAnsi" w:hAnsiTheme="majorHAnsi" w:cstheme="majorHAnsi"/>
+                <w:noProof/>
+              </w:rPr>
+            </w:pPr>
+            <w:r>
+              <w:rPr>
+                <w:rFonts w:asciiTheme="majorHAnsi" w:hAnsiTheme="majorHAnsi" w:cstheme="majorHAnsi"/>
+                <w:noProof/>
               </w:rPr>
               <w:t xml:space="preserve">Prénom : </w:t>
             </w:r>
@@ -591,14 +531,14 @@
             <w:pPr>
               <w:pStyle w:val="SZHCle"/>
               <w:rPr>
-                <w:noProof/>
-                <w:lang w:val="fr-CH"/>
-              </w:rPr>
-            </w:pPr>
-            <w:r>
-              <w:rPr>
-                <w:noProof/>
-                <w:lang w:val="fr-CH"/>
+                <w:rFonts w:asciiTheme="majorHAnsi" w:hAnsiTheme="majorHAnsi" w:cstheme="majorHAnsi"/>
+                <w:noProof/>
+              </w:rPr>
+            </w:pPr>
+            <w:r>
+              <w:rPr>
+                <w:rFonts w:asciiTheme="majorHAnsi" w:hAnsiTheme="majorHAnsi" w:cstheme="majorHAnsi"/>
+                <w:noProof/>
               </w:rPr>
               <w:t xml:space="preserve">Nom : </w:t>
             </w:r>
@@ -607,14 +547,14 @@
             <w:pPr>
               <w:pStyle w:val="SZHCle"/>
               <w:rPr>
-                <w:noProof/>
-                <w:lang w:val="fr-CH"/>
-              </w:rPr>
-            </w:pPr>
-            <w:r>
-              <w:rPr>
-                <w:noProof/>
-                <w:lang w:val="fr-CH"/>
+                <w:rFonts w:asciiTheme="majorHAnsi" w:hAnsiTheme="majorHAnsi" w:cstheme="majorHAnsi"/>
+                <w:noProof/>
+              </w:rPr>
+            </w:pPr>
+            <w:r>
+              <w:rPr>
+                <w:rFonts w:asciiTheme="majorHAnsi" w:hAnsiTheme="majorHAnsi" w:cstheme="majorHAnsi"/>
+                <w:noProof/>
               </w:rPr>
               <w:t xml:space="preserve">Fonction : </w:t>
             </w:r>
@@ -623,14 +563,14 @@
             <w:pPr>
               <w:pStyle w:val="SZHCle"/>
               <w:rPr>
-                <w:noProof/>
-                <w:lang w:val="fr-CH"/>
-              </w:rPr>
-            </w:pPr>
-            <w:r>
-              <w:rPr>
-                <w:noProof/>
-                <w:lang w:val="fr-CH"/>
+                <w:rFonts w:asciiTheme="majorHAnsi" w:hAnsiTheme="majorHAnsi" w:cstheme="majorHAnsi"/>
+                <w:noProof/>
+              </w:rPr>
+            </w:pPr>
+            <w:r>
+              <w:rPr>
+                <w:rFonts w:asciiTheme="majorHAnsi" w:hAnsiTheme="majorHAnsi" w:cstheme="majorHAnsi"/>
+                <w:noProof/>
               </w:rPr>
               <w:t xml:space="preserve">Institution : </w:t>
             </w:r>
@@ -639,14 +579,14 @@
             <w:pPr>
               <w:pStyle w:val="SZHCle"/>
               <w:rPr>
-                <w:noProof/>
-                <w:lang w:val="fr-CH"/>
-              </w:rPr>
-            </w:pPr>
-            <w:r>
-              <w:rPr>
-                <w:noProof/>
-                <w:lang w:val="fr-CH"/>
+                <w:rFonts w:asciiTheme="majorHAnsi" w:hAnsiTheme="majorHAnsi" w:cstheme="majorHAnsi"/>
+                <w:noProof/>
+              </w:rPr>
+            </w:pPr>
+            <w:r>
+              <w:rPr>
+                <w:rFonts w:asciiTheme="majorHAnsi" w:hAnsiTheme="majorHAnsi" w:cstheme="majorHAnsi"/>
+                <w:noProof/>
               </w:rPr>
               <w:t xml:space="preserve">ROR : </w:t>
             </w:r>
@@ -655,14 +595,14 @@
             <w:pPr>
               <w:pStyle w:val="SZHCle"/>
               <w:rPr>
-                <w:noProof/>
-                <w:lang w:val="fr-CH"/>
-              </w:rPr>
-            </w:pPr>
-            <w:r>
-              <w:rPr>
-                <w:noProof/>
-                <w:lang w:val="fr-CH"/>
+                <w:rFonts w:asciiTheme="majorHAnsi" w:hAnsiTheme="majorHAnsi" w:cstheme="majorHAnsi"/>
+                <w:noProof/>
+              </w:rPr>
+            </w:pPr>
+            <w:r>
+              <w:rPr>
+                <w:rFonts w:asciiTheme="majorHAnsi" w:hAnsiTheme="majorHAnsi" w:cstheme="majorHAnsi"/>
+                <w:noProof/>
               </w:rPr>
               <w:t xml:space="preserve">ORCID : </w:t>
             </w:r>
@@ -671,22 +611,22 @@
             <w:pPr>
               <w:pStyle w:val="SZHCle"/>
               <w:rPr>
-                <w:noProof/>
-                <w:lang w:val="fr-CH"/>
-              </w:rPr>
-            </w:pPr>
-            <w:r>
-              <w:rPr>
+                <w:rFonts w:asciiTheme="majorHAnsi" w:hAnsiTheme="majorHAnsi" w:cstheme="majorHAnsi"/>
+                <w:noProof/>
+              </w:rPr>
+            </w:pPr>
+            <w:r>
+              <w:rPr>
+                <w:rFonts w:asciiTheme="majorHAnsi" w:hAnsiTheme="majorHAnsi" w:cstheme="majorHAnsi"/>
                 <w:noProof/>
                 <w:szCs w:val="20"/>
-                <w:lang w:val="fr-CH"/>
               </w:rPr>
               <w:t>Email</w:t>
             </w:r>
             <w:r>
               <w:rPr>
-                <w:noProof/>
-                <w:lang w:val="fr-CH"/>
+                <w:rFonts w:asciiTheme="majorHAnsi" w:hAnsiTheme="majorHAnsi" w:cstheme="majorHAnsi"/>
+                <w:noProof/>
               </w:rPr>
               <w:t xml:space="preserve">: </w:t>
             </w:r>
@@ -704,8 +644,8 @@
           <w:p>
             <w:pPr>
               <w:rPr>
-                <w:noProof/>
-                <w:lang w:val="fr-CH"/>
+                <w:rFonts w:asciiTheme="majorHAnsi" w:hAnsiTheme="majorHAnsi" w:cstheme="majorHAnsi"/>
+                <w:noProof/>
               </w:rPr>
             </w:pPr>
           </w:p>
@@ -718,14 +658,14 @@
             <w:pPr>
               <w:pStyle w:val="SZHCle"/>
               <w:rPr>
-                <w:noProof/>
-                <w:lang w:val="fr-CH"/>
-              </w:rPr>
-            </w:pPr>
-            <w:r>
-              <w:rPr>
-                <w:noProof/>
-                <w:lang w:val="fr-CH"/>
+                <w:rFonts w:asciiTheme="majorHAnsi" w:hAnsiTheme="majorHAnsi" w:cstheme="majorHAnsi"/>
+                <w:noProof/>
+              </w:rPr>
+            </w:pPr>
+            <w:r>
+              <w:rPr>
+                <w:rFonts w:asciiTheme="majorHAnsi" w:hAnsiTheme="majorHAnsi" w:cstheme="majorHAnsi"/>
+                <w:noProof/>
               </w:rPr>
               <w:t xml:space="preserve">Prénom : </w:t>
             </w:r>
@@ -734,14 +674,14 @@
             <w:pPr>
               <w:pStyle w:val="SZHCle"/>
               <w:rPr>
-                <w:noProof/>
-                <w:lang w:val="fr-CH"/>
-              </w:rPr>
-            </w:pPr>
-            <w:r>
-              <w:rPr>
-                <w:noProof/>
-                <w:lang w:val="fr-CH"/>
+                <w:rFonts w:asciiTheme="majorHAnsi" w:hAnsiTheme="majorHAnsi" w:cstheme="majorHAnsi"/>
+                <w:noProof/>
+              </w:rPr>
+            </w:pPr>
+            <w:r>
+              <w:rPr>
+                <w:rFonts w:asciiTheme="majorHAnsi" w:hAnsiTheme="majorHAnsi" w:cstheme="majorHAnsi"/>
+                <w:noProof/>
               </w:rPr>
               <w:t xml:space="preserve">Nom : </w:t>
             </w:r>
@@ -750,14 +690,14 @@
             <w:pPr>
               <w:pStyle w:val="SZHCle"/>
               <w:rPr>
-                <w:noProof/>
-                <w:lang w:val="fr-CH"/>
-              </w:rPr>
-            </w:pPr>
-            <w:r>
-              <w:rPr>
-                <w:noProof/>
-                <w:lang w:val="fr-CH"/>
+                <w:rFonts w:asciiTheme="majorHAnsi" w:hAnsiTheme="majorHAnsi" w:cstheme="majorHAnsi"/>
+                <w:noProof/>
+              </w:rPr>
+            </w:pPr>
+            <w:r>
+              <w:rPr>
+                <w:rFonts w:asciiTheme="majorHAnsi" w:hAnsiTheme="majorHAnsi" w:cstheme="majorHAnsi"/>
+                <w:noProof/>
               </w:rPr>
               <w:t xml:space="preserve">Fonction : </w:t>
             </w:r>
@@ -766,14 +706,14 @@
             <w:pPr>
               <w:pStyle w:val="SZHCle"/>
               <w:rPr>
-                <w:noProof/>
-                <w:lang w:val="fr-CH"/>
-              </w:rPr>
-            </w:pPr>
-            <w:r>
-              <w:rPr>
-                <w:noProof/>
-                <w:lang w:val="fr-CH"/>
+                <w:rFonts w:asciiTheme="majorHAnsi" w:hAnsiTheme="majorHAnsi" w:cstheme="majorHAnsi"/>
+                <w:noProof/>
+              </w:rPr>
+            </w:pPr>
+            <w:r>
+              <w:rPr>
+                <w:rFonts w:asciiTheme="majorHAnsi" w:hAnsiTheme="majorHAnsi" w:cstheme="majorHAnsi"/>
+                <w:noProof/>
               </w:rPr>
               <w:t xml:space="preserve">Institution : </w:t>
             </w:r>
@@ -782,14 +722,14 @@
             <w:pPr>
               <w:pStyle w:val="SZHCle"/>
               <w:rPr>
-                <w:noProof/>
-                <w:lang w:val="fr-CH"/>
-              </w:rPr>
-            </w:pPr>
-            <w:r>
-              <w:rPr>
-                <w:noProof/>
-                <w:lang w:val="fr-CH"/>
+                <w:rFonts w:asciiTheme="majorHAnsi" w:hAnsiTheme="majorHAnsi" w:cstheme="majorHAnsi"/>
+                <w:noProof/>
+              </w:rPr>
+            </w:pPr>
+            <w:r>
+              <w:rPr>
+                <w:rFonts w:asciiTheme="majorHAnsi" w:hAnsiTheme="majorHAnsi" w:cstheme="majorHAnsi"/>
+                <w:noProof/>
               </w:rPr>
               <w:t xml:space="preserve">ROR : </w:t>
             </w:r>
@@ -798,14 +738,14 @@
             <w:pPr>
               <w:pStyle w:val="SZHCle"/>
               <w:rPr>
-                <w:noProof/>
-                <w:lang w:val="fr-CH"/>
-              </w:rPr>
-            </w:pPr>
-            <w:r>
-              <w:rPr>
-                <w:noProof/>
-                <w:lang w:val="fr-CH"/>
+                <w:rFonts w:asciiTheme="majorHAnsi" w:hAnsiTheme="majorHAnsi" w:cstheme="majorHAnsi"/>
+                <w:noProof/>
+              </w:rPr>
+            </w:pPr>
+            <w:r>
+              <w:rPr>
+                <w:rFonts w:asciiTheme="majorHAnsi" w:hAnsiTheme="majorHAnsi" w:cstheme="majorHAnsi"/>
+                <w:noProof/>
               </w:rPr>
               <w:t xml:space="preserve">ORCID : </w:t>
             </w:r>
@@ -814,22 +754,22 @@
             <w:pPr>
               <w:pStyle w:val="SZHCle"/>
               <w:rPr>
-                <w:noProof/>
-                <w:lang w:val="fr-CH"/>
-              </w:rPr>
-            </w:pPr>
-            <w:r>
-              <w:rPr>
+                <w:rFonts w:asciiTheme="majorHAnsi" w:hAnsiTheme="majorHAnsi" w:cstheme="majorHAnsi"/>
+                <w:noProof/>
+              </w:rPr>
+            </w:pPr>
+            <w:r>
+              <w:rPr>
+                <w:rFonts w:asciiTheme="majorHAnsi" w:hAnsiTheme="majorHAnsi" w:cstheme="majorHAnsi"/>
                 <w:noProof/>
                 <w:szCs w:val="20"/>
-                <w:lang w:val="fr-CH"/>
               </w:rPr>
               <w:t>Email</w:t>
             </w:r>
             <w:r>
               <w:rPr>
-                <w:noProof/>
-                <w:lang w:val="fr-CH"/>
+                <w:rFonts w:asciiTheme="majorHAnsi" w:hAnsiTheme="majorHAnsi" w:cstheme="majorHAnsi"/>
+                <w:noProof/>
               </w:rPr>
               <w:t xml:space="preserve">: </w:t>
             </w:r>
@@ -839,135 +779,190 @@
     </w:tbl>
     <w:p>
       <w:pPr>
-        <w:rPr>
-          <w:noProof/>
+        <w:pStyle w:val="Titre1"/>
+      </w:pPr>
+      <w:r>
+        <w:t>Titre</w:t>
+      </w:r>
+      <w:r>
+        <w:t xml:space="preserve"> niveau 1</w:t>
+      </w:r>
+    </w:p>
+    <w:p>
+      <w:pPr>
+        <w:pStyle w:val="Corpsdetexte"/>
+        <w:rPr>
           <w:lang w:val="fr-CH"/>
         </w:rPr>
       </w:pPr>
-    </w:p>
-    <w:p>
-      <w:pPr>
-        <w:pStyle w:val="Titre1"/>
-        <w:rPr>
-          <w:noProof/>
+      <w:r>
+        <w:rPr>
+          <w:lang w:val="en-US"/>
+        </w:rPr>
+        <w:t xml:space="preserve">Lorem ipsum dolor sit amet, consectetur adipiscing elit. Suspendisse molestie, diam id placerat feugiat, sem elit sodales elit, non commodo tellus quam vitae diam. Mauris porttitor semper elementum. Pellentesque convallis, quam non porta gravida, velit lectus eleifend lacus, et commodo eros erat ac orci. Suspendisse semper bibendum elit, posuere molestie mi gravida vel. Nam at auctor metus. Ut sit amet nunc nec enim pellentesque pulvinar. </w:t>
+      </w:r>
+      <w:r>
+        <w:rPr>
           <w:lang w:val="fr-CH"/>
         </w:rPr>
-      </w:pPr>
-      <w:r>
-        <w:rPr>
-          <w:noProof/>
+        <w:t xml:space="preserve">Quisque rutrum mattis placerat. Aliquam fringilla varius luctus. </w:t>
+      </w:r>
+      <w:r>
+        <w:rPr>
           <w:lang w:val="fr-CH"/>
         </w:rPr>
-        <w:t>Titre niveau 1</w:t>
+        <w:lastRenderedPageBreak/>
+        <w:t>Integer lobortis eu nibh vitae ultrices. Nullam quis varius nisi. Quisque tristique eu neque sed vulputate. Vestibulum mauris massa, maximus ac blandit sit amet, laoreet a lectus. Quisque imperdiet ultrices rhoncus.</w:t>
+      </w:r>
+    </w:p>
+    <w:p>
+      <w:pPr>
+        <w:pStyle w:val="Titre2"/>
+        <w:rPr>
+          <w:rFonts w:asciiTheme="majorHAnsi" w:hAnsiTheme="majorHAnsi" w:cstheme="majorHAnsi"/>
+          <w:noProof/>
+        </w:rPr>
+      </w:pPr>
+      <w:r>
+        <w:rPr>
+          <w:rFonts w:asciiTheme="majorHAnsi" w:hAnsiTheme="majorHAnsi" w:cstheme="majorHAnsi"/>
+          <w:noProof/>
+        </w:rPr>
+        <w:t>Titre niveau 2</w:t>
+      </w:r>
+    </w:p>
+    <w:p>
+      <w:pPr>
+        <w:pStyle w:val="Titre3"/>
+        <w:rPr>
+          <w:rFonts w:asciiTheme="majorHAnsi" w:hAnsiTheme="majorHAnsi" w:cstheme="majorHAnsi"/>
+        </w:rPr>
+      </w:pPr>
+      <w:r>
+        <w:rPr>
+          <w:rFonts w:asciiTheme="majorHAnsi" w:hAnsiTheme="majorHAnsi" w:cstheme="majorHAnsi"/>
+        </w:rPr>
+        <w:t xml:space="preserve">Titre niveau 3 (pas de niveau 4 !) </w:t>
       </w:r>
     </w:p>
     <w:p>
       <w:pPr>
         <w:pStyle w:val="Corpsdetexte"/>
         <w:rPr>
-          <w:noProof/>
           <w:lang w:val="fr-CH"/>
         </w:rPr>
       </w:pPr>
       <w:r>
         <w:rPr>
-          <w:noProof/>
           <w:lang w:val="fr-CH"/>
         </w:rPr>
-        <w:t xml:space="preserve">Lorem ipsum dolor sit amet, consectetur adipiscing elit. Suspendisse molestie, diam id placerat feugiat, sem elit sodales elit, non commodo tellus quam vitae diam. Mauris porttitor semper elementum. Pellentesque convallis, quam non porta gravida, velit lectus eleifend lacus, et commodo eros erat ac orci. Suspendisse semper bibendum elit, posuere molestie mi gravida vel. Nam at auctor metus. Ut sit amet nunc nec enim pellentesque pulvinar. Quisque rutrum mattis placerat. Aliquam fringilla varius luctus. Integer lobortis eu nibh vitae ultrices. Nullam quis </w:t>
-      </w:r>
-      <w:r>
-        <w:rPr>
-          <w:noProof/>
+        <w:t xml:space="preserve">Quisque sed nunc id sem tempus auctor. Maecenas enim tellus, vestibulum sed finibus ut, varius eu lacus. </w:t>
+      </w:r>
+      <w:r>
+        <w:t xml:space="preserve">Integer non odio nunc. Quisque a leo vel mauris pulvinar aliquam ac nec dui. </w:t>
+      </w:r>
+      <w:r>
+        <w:rPr>
           <w:lang w:val="fr-CH"/>
         </w:rPr>
-        <w:lastRenderedPageBreak/>
-        <w:t>varius nisi. Quisque tristique eu neque sed vulputate. Vestibulum mauris massa, maximus ac blandit sit amet, laoreet a lectus. Quisque imperdiet ultrices rhoncus.</w:t>
-      </w:r>
-    </w:p>
-    <w:p>
-      <w:pPr>
-        <w:pStyle w:val="Titre2"/>
-        <w:rPr>
-          <w:noProof/>
+        <w:t xml:space="preserve">Suspendisse eu finibus metus. Sed efficitur felis non ante pharetra accumsan. </w:t>
+      </w:r>
+    </w:p>
+    <w:p>
+      <w:pPr>
+        <w:pStyle w:val="Titre4"/>
+        <w:rPr>
+          <w:rFonts w:asciiTheme="majorHAnsi" w:hAnsiTheme="majorHAnsi" w:cstheme="majorHAnsi"/>
+        </w:rPr>
+      </w:pPr>
+      <w:r>
+        <w:rPr>
+          <w:rFonts w:asciiTheme="majorHAnsi" w:hAnsiTheme="majorHAnsi" w:cstheme="majorHAnsi"/>
+        </w:rPr>
+        <w:t xml:space="preserve">Titre niveau 4 </w:t>
+      </w:r>
+    </w:p>
+    <w:p>
+      <w:pPr>
+        <w:pStyle w:val="Corpsdetexte"/>
+        <w:rPr>
           <w:lang w:val="fr-CH"/>
         </w:rPr>
       </w:pPr>
       <w:r>
         <w:rPr>
-          <w:noProof/>
           <w:lang w:val="fr-CH"/>
         </w:rPr>
-        <w:t xml:space="preserve">Titre </w:t>
-      </w:r>
-      <w:r>
-        <w:rPr>
-          <w:noProof/>
+        <w:t xml:space="preserve">Quisque sed nunc id sem tempus auctor. Maecenas enim tellus, vestibulum sed finibus ut, varius eu lacus. Integer non odio nunc. </w:t>
+      </w:r>
+      <w:r>
+        <w:rPr>
           <w:lang w:val="fr-CH"/>
         </w:rPr>
-        <w:t>niveau 2</w:t>
-      </w:r>
-    </w:p>
-    <w:p>
-      <w:pPr>
-        <w:pStyle w:val="Titre2"/>
-        <w:rPr>
-          <w:noProof/>
+        <w:t>Qsadasdaasdasdasd asdasd</w:t>
+      </w:r>
+      <w:r>
+        <w:rPr>
           <w:lang w:val="fr-CH"/>
         </w:rPr>
-      </w:pPr>
-      <w:r>
-        <w:rPr>
-          <w:noProof/>
+        <w:t>uisq</w:t>
+      </w:r>
+      <w:r>
+        <w:rPr>
           <w:lang w:val="fr-CH"/>
         </w:rPr>
-        <w:t xml:space="preserve">Titre niveau 3 (pas de niveau 4 !) </w:t>
-      </w:r>
-    </w:p>
-    <w:p>
-      <w:pPr>
-        <w:pStyle w:val="Corpsdetexte"/>
-        <w:rPr>
-          <w:noProof/>
+        <w:t>sddadsd</w:t>
+      </w:r>
+      <w:r>
+        <w:rPr>
           <w:lang w:val="fr-CH"/>
         </w:rPr>
-      </w:pPr>
-      <w:r>
-        <w:rPr>
-          <w:noProof/>
+        <w:t>ue a</w:t>
+      </w:r>
+      <w:r>
+        <w:rPr>
           <w:lang w:val="fr-CH"/>
         </w:rPr>
-        <w:t xml:space="preserve">Quisque sed nunc id sem tempus auctor. Maecenas enim tellus, vestibulum sed finibus ut, varius eu lacus. Integer non odio nunc. Quisque a leo vel mauris pulvinar aliquam ac nec dui. Suspendisse eu finibus metus. Sed efficitur felis non ante pharetra accumsan. </w:t>
-      </w:r>
-    </w:p>
-    <w:p>
-      <w:pPr>
-        <w:pStyle w:val="NormalWeb"/>
-        <w:shd w:val="clear" w:color="auto" w:fill="FFFFFF"/>
-        <w:spacing w:before="0" w:beforeAutospacing="0" w:after="225" w:afterAutospacing="0"/>
-        <w:jc w:val="both"/>
-        <w:rPr>
-          <w:rFonts w:ascii="Open Sans" w:hAnsi="Open Sans" w:cs="Open Sans"/>
-          <w:noProof/>
-          <w:color w:val="000000"/>
-          <w:sz w:val="21"/>
-          <w:szCs w:val="21"/>
+        <w:t>asdasd</w:t>
+      </w:r>
+      <w:r>
+        <w:rPr>
           <w:lang w:val="fr-CH"/>
         </w:rPr>
+        <w:t xml:space="preserve"> le</w:t>
+      </w:r>
+      <w:r>
+        <w:rPr>
+          <w:lang w:val="fr-CH"/>
+        </w:rPr>
+        <w:t>bonaasdasda sda asdasd asd sdasdasd</w:t>
+      </w:r>
+      <w:r>
+        <w:rPr>
+          <w:lang w:val="fr-CH"/>
+        </w:rPr>
+        <w:t xml:space="preserve">o vel mauris pulvinar aliquam ac nec dui. Suspendisse eu finibus metus. Sed efficitur felis non ante pharetra accumsan. </w:t>
+      </w:r>
+    </w:p>
+    <w:p>
+      <w:pPr>
+        <w:rPr>
+          <w:rFonts w:asciiTheme="majorHAnsi" w:hAnsiTheme="majorHAnsi" w:cstheme="majorHAnsi"/>
+        </w:rPr>
       </w:pPr>
     </w:p>
     <w:p>
       <w:pPr>
         <w:pStyle w:val="SZHCleAbbTab"/>
         <w:rPr>
-          <w:noProof/>
-          <w:lang w:val="fr-CH"/>
-        </w:rPr>
-      </w:pPr>
-      <w:r>
-        <w:rPr>
-          <w:noProof/>
-          <w:lang w:val="fr-CH"/>
+          <w:rFonts w:asciiTheme="majorHAnsi" w:hAnsiTheme="majorHAnsi" w:cstheme="majorHAnsi"/>
+          <w:noProof/>
+        </w:rPr>
+      </w:pPr>
+      <w:r>
+        <w:rPr>
+          <w:rFonts w:asciiTheme="majorHAnsi" w:hAnsiTheme="majorHAnsi" w:cstheme="majorHAnsi"/>
+          <w:noProof/>
         </w:rPr>
         <w:t xml:space="preserve">Légende : </w:t>
       </w:r>
@@ -976,14 +971,14 @@
       <w:pPr>
         <w:pStyle w:val="SZHCleAbbTab"/>
         <w:rPr>
-          <w:noProof/>
-          <w:lang w:val="fr-CH"/>
-        </w:rPr>
-      </w:pPr>
-      <w:r>
-        <w:rPr>
-          <w:noProof/>
-          <w:lang w:val="fr-CH"/>
+          <w:rFonts w:asciiTheme="majorHAnsi" w:hAnsiTheme="majorHAnsi" w:cstheme="majorHAnsi"/>
+          <w:noProof/>
+        </w:rPr>
+      </w:pPr>
+      <w:r>
+        <w:rPr>
+          <w:rFonts w:asciiTheme="majorHAnsi" w:hAnsiTheme="majorHAnsi" w:cstheme="majorHAnsi"/>
+          <w:noProof/>
         </w:rPr>
         <w:t xml:space="preserve">Texte alternatif : </w:t>
       </w:r>
@@ -992,14 +987,14 @@
       <w:pPr>
         <w:pStyle w:val="SZHCleAbbTab"/>
         <w:rPr>
-          <w:noProof/>
-          <w:lang w:val="fr-CH"/>
-        </w:rPr>
-      </w:pPr>
-      <w:r>
-        <w:rPr>
-          <w:noProof/>
-          <w:lang w:val="fr-CH"/>
+          <w:rFonts w:asciiTheme="majorHAnsi" w:hAnsiTheme="majorHAnsi" w:cstheme="majorHAnsi"/>
+          <w:noProof/>
+        </w:rPr>
+      </w:pPr>
+      <w:r>
+        <w:rPr>
+          <w:rFonts w:asciiTheme="majorHAnsi" w:hAnsiTheme="majorHAnsi" w:cstheme="majorHAnsi"/>
+          <w:noProof/>
         </w:rPr>
         <w:t xml:space="preserve">Crédit : </w:t>
       </w:r>
@@ -1008,14 +1003,14 @@
       <w:pPr>
         <w:pStyle w:val="SZHCleAbbTab"/>
         <w:rPr>
-          <w:noProof/>
-          <w:lang w:val="fr-CH"/>
-        </w:rPr>
-      </w:pPr>
-      <w:r>
-        <w:rPr>
-          <w:noProof/>
-          <w:lang w:val="fr-CH"/>
+          <w:rFonts w:asciiTheme="majorHAnsi" w:hAnsiTheme="majorHAnsi" w:cstheme="majorHAnsi"/>
+          <w:noProof/>
+        </w:rPr>
+      </w:pPr>
+      <w:r>
+        <w:rPr>
+          <w:rFonts w:asciiTheme="majorHAnsi" w:hAnsiTheme="majorHAnsi" w:cstheme="majorHAnsi"/>
+          <w:noProof/>
         </w:rPr>
         <w:t xml:space="preserve">Source : </w:t>
       </w:r>
@@ -1024,66 +1019,162 @@
       <w:pPr>
         <w:pStyle w:val="SZHAide"/>
         <w:rPr>
+          <w:rFonts w:asciiTheme="majorHAnsi" w:hAnsiTheme="majorHAnsi" w:cstheme="majorHAnsi"/>
           <w:b/>
           <w:bCs/>
           <w:noProof/>
-          <w:lang w:val="fr-CH"/>
-        </w:rPr>
-      </w:pPr>
-      <w:r>
-        <w:rPr>
+        </w:rPr>
+      </w:pPr>
+      <w:r>
+        <w:rPr>
+          <w:rFonts w:asciiTheme="majorHAnsi" w:hAnsiTheme="majorHAnsi" w:cstheme="majorHAnsi"/>
           <w:b/>
           <w:bCs/>
           <w:noProof/>
+        </w:rPr>
+        <w:drawing>
+          <wp:inline distT="0" distB="0" distL="0" distR="0" wp14:anchorId="49BD2452" wp14:editId="6F9581F9">
+            <wp:extent cx="3473823" cy="2735885"/>
+            <wp:effectExtent l="0" t="0" r="0" b="0"/>
+            <wp:docPr id="116974499" name="Graphique 1" descr="Image avec un remplissage uni"/>
+            <wp:cNvGraphicFramePr>
+              <a:graphicFrameLocks xmlns:a="http://schemas.openxmlformats.org/drawingml/2006/main" noChangeAspect="1"/>
+            </wp:cNvGraphicFramePr>
+            <a:graphic xmlns:a="http://schemas.openxmlformats.org/drawingml/2006/main">
+              <a:graphicData uri="http://schemas.openxmlformats.org/drawingml/2006/picture">
+                <pic:pic xmlns:pic="http://schemas.openxmlformats.org/drawingml/2006/picture">
+                  <pic:nvPicPr>
+                    <pic:cNvPr id="116974499" name="Graphique 116974499" descr="Image avec un remplissage uni"/>
+                    <pic:cNvPicPr/>
+                  </pic:nvPicPr>
+                  <pic:blipFill rotWithShape="1">
+                    <a:blip r:embed="rId11">
+                      <a:extLst>
+                        <a:ext uri="{96DAC541-7B7A-43D3-8B79-37D633B846F1}">
+                          <asvg:svgBlip xmlns:asvg="http://schemas.microsoft.com/office/drawing/2016/SVG/main" r:embed="rId12"/>
+                        </a:ext>
+                      </a:extLst>
+                    </a:blip>
+                    <a:srcRect l="6890" t="17604" r="6603" b="14265"/>
+                    <a:stretch>
+                      <a:fillRect/>
+                    </a:stretch>
+                  </pic:blipFill>
+                  <pic:spPr bwMode="auto">
+                    <a:xfrm>
+                      <a:off x="0" y="0"/>
+                      <a:ext cx="3481958" cy="2742292"/>
+                    </a:xfrm>
+                    <a:prstGeom prst="rect">
+                      <a:avLst/>
+                    </a:prstGeom>
+                    <a:ln>
+                      <a:noFill/>
+                    </a:ln>
+                    <a:extLst>
+                      <a:ext uri="{53640926-AAD7-44D8-BBD7-CCE9431645EC}">
+                        <a14:shadowObscured xmlns:a14="http://schemas.microsoft.com/office/drawing/2010/main"/>
+                      </a:ext>
+                    </a:extLst>
+                  </pic:spPr>
+                </pic:pic>
+              </a:graphicData>
+            </a:graphic>
+          </wp:inline>
+        </w:drawing>
+      </w:r>
+    </w:p>
+    <w:p>
+      <w:pPr>
+        <w:pStyle w:val="Corpsdetexte"/>
+      </w:pPr>
+      <w:r>
+        <w:rPr>
+          <w:lang w:val="en-US"/>
+        </w:rPr>
+        <w:lastRenderedPageBreak/>
+        <w:t xml:space="preserve">Lorem ipsum dolor sit amet, consectetur adipiscing elit. Suspendisse molestie, diam id placerat feugiat, sem elit sodales elit, non commodo tellus quam vitae diam. Mauris porttitor semper elementum. Pellentesque convallis, quam non porta gravida, velit lectus eleifend lacus, et commodo eros erat ac orci. Suspendisse semper bibendum elit, posuere molestie mi gravida vel. Nam at auctor metus. Ut sit amet nunc nec enim pellentesque pulvinar. </w:t>
+      </w:r>
+      <w:r>
+        <w:rPr>
           <w:lang w:val="fr-CH"/>
         </w:rPr>
-        <w:t xml:space="preserve">{{IMAGE ICI}}</w:t>
-      </w:r>
-    </w:p>
-    <w:p>
-      <w:pPr>
-        <w:pStyle w:val="SZHAide"/>
-        <w:rPr>
-          <w:noProof/>
-          <w:lang w:val="fr-CH"/>
-        </w:rPr>
-      </w:pPr>
-      <w:r>
-        <w:rPr>
-          <w:noProof/>
-          <w:lang w:val="fr-CH"/>
-        </w:rPr>
-        <w:t xml:space="preserve">Copiez ces quatre paragraphes et l’image pour chaque nouvelle figure.</w:t>
+        <w:t xml:space="preserve">Quisque rutrum mattis placerat. Aliquam fringilla varius luctus. Integer lobortis eu nibh vitae ultrices. </w:t>
+      </w:r>
+      <w:r>
+        <w:t>Nullam quis</w:t>
       </w:r>
     </w:p>
     <w:p>
       <w:pPr>
         <w:pStyle w:val="SZHCleAbbTab"/>
         <w:rPr>
-          <w:noProof/>
-          <w:lang w:val="fr-CH"/>
-        </w:rPr>
-      </w:pPr>
-      <w:r>
-        <w:rPr>
-          <w:noProof/>
-          <w:lang w:val="fr-CH"/>
-        </w:rPr>
-        <w:t xml:space="preserve">Légende : </w:t>
+          <w:rFonts w:asciiTheme="majorHAnsi" w:hAnsiTheme="majorHAnsi" w:cstheme="majorHAnsi"/>
+          <w:noProof/>
+        </w:rPr>
+      </w:pPr>
+      <w:r>
+        <w:rPr>
+          <w:rFonts w:asciiTheme="majorHAnsi" w:hAnsiTheme="majorHAnsi" w:cstheme="majorHAnsi"/>
+          <w:noProof/>
+        </w:rPr>
+        <w:t>Légende : </w:t>
+      </w:r>
+      <w:r>
+        <w:rPr>
+          <w:rFonts w:asciiTheme="majorHAnsi" w:hAnsiTheme="majorHAnsi" w:cstheme="majorHAnsi"/>
+          <w:noProof/>
+        </w:rPr>
+        <w:t/>
+      </w:r>
+      <w:r>
+        <w:rPr>
+          <w:rFonts w:asciiTheme="majorHAnsi" w:hAnsiTheme="majorHAnsi" w:cstheme="majorHAnsi"/>
+          <w:noProof/>
+        </w:rPr>
+        <w:t/>
+      </w:r>
+      <w:r>
+        <w:rPr>
+          <w:rFonts w:asciiTheme="majorHAnsi" w:hAnsiTheme="majorHAnsi" w:cstheme="majorHAnsi"/>
+          <w:noProof/>
+        </w:rPr>
+        <w:t/>
+      </w:r>
+      <w:r>
+        <w:rPr>
+          <w:rFonts w:asciiTheme="majorHAnsi" w:hAnsiTheme="majorHAnsi" w:cstheme="majorHAnsi"/>
+          <w:noProof/>
+        </w:rPr>
+        <w:t/>
+      </w:r>
+      <w:r>
+        <w:rPr>
+          <w:rFonts w:asciiTheme="majorHAnsi" w:hAnsiTheme="majorHAnsi" w:cstheme="majorHAnsi"/>
+          <w:noProof/>
+        </w:rPr>
+        <w:t/>
+      </w:r>
+      <w:r>
+        <w:rPr>
+          <w:rFonts w:asciiTheme="majorHAnsi" w:hAnsiTheme="majorHAnsi" w:cstheme="majorHAnsi"/>
+          <w:noProof/>
+        </w:rPr>
+        <w:t xml:space="preserve"/>
       </w:r>
     </w:p>
     <w:p>
       <w:pPr>
         <w:pStyle w:val="SZHCleAbbTab"/>
         <w:rPr>
-          <w:noProof/>
-          <w:lang w:val="fr-CH"/>
-        </w:rPr>
-      </w:pPr>
-      <w:r>
-        <w:rPr>
-          <w:noProof/>
-          <w:lang w:val="fr-CH"/>
+          <w:rFonts w:asciiTheme="majorHAnsi" w:hAnsiTheme="majorHAnsi" w:cstheme="majorHAnsi"/>
+          <w:noProof/>
+        </w:rPr>
+      </w:pPr>
+      <w:r>
+        <w:rPr>
+          <w:rFonts w:asciiTheme="majorHAnsi" w:hAnsiTheme="majorHAnsi" w:cstheme="majorHAnsi"/>
+          <w:noProof/>
         </w:rPr>
         <w:t xml:space="preserve">Texte alternatif : </w:t>
       </w:r>
@@ -1092,32 +1183,16 @@
       <w:pPr>
         <w:pStyle w:val="SZHCleAbbTab"/>
         <w:rPr>
-          <w:noProof/>
-          <w:lang w:val="fr-CH"/>
-        </w:rPr>
-      </w:pPr>
-      <w:r>
-        <w:rPr>
-          <w:noProof/>
-          <w:lang w:val="fr-CH"/>
+          <w:rFonts w:asciiTheme="majorHAnsi" w:hAnsiTheme="majorHAnsi" w:cstheme="majorHAnsi"/>
+          <w:noProof/>
+        </w:rPr>
+      </w:pPr>
+      <w:r>
+        <w:rPr>
+          <w:rFonts w:asciiTheme="majorHAnsi" w:hAnsiTheme="majorHAnsi" w:cstheme="majorHAnsi"/>
+          <w:noProof/>
         </w:rPr>
         <w:t xml:space="preserve">Crédit : </w:t>
-      </w:r>
-    </w:p>
-    <w:p>
-      <w:pPr>
-        <w:pStyle w:val="SZHCleAbbTab"/>
-        <w:rPr>
-          <w:noProof/>
-          <w:lang w:val="fr-CH"/>
-        </w:rPr>
-      </w:pPr>
-      <w:r>
-        <w:rPr>
-          <w:noProof/>
-          <w:lang w:val="fr-CH"/>
-        </w:rPr>
-        <w:t xml:space="preserve">Source : </w:t>
       </w:r>
     </w:p>
     <w:tbl>
@@ -1198,176 +1273,320 @@
       <w:pPr>
         <w:pStyle w:val="SZHAide"/>
         <w:rPr>
-          <w:noProof/>
+          <w:rFonts w:asciiTheme="majorHAnsi" w:hAnsiTheme="majorHAnsi" w:cstheme="majorHAnsi"/>
+          <w:noProof/>
+        </w:rPr>
+      </w:pPr>
+      <w:r>
+        <w:rPr>
+          <w:rFonts w:asciiTheme="majorHAnsi" w:hAnsiTheme="majorHAnsi" w:cstheme="majorHAnsi"/>
+          <w:noProof/>
+        </w:rPr>
+        <w:t>Copiez ces quatre paragraphes et le tableau pour chaque nouveau tableau.</w:t>
+      </w:r>
+    </w:p>
+    <w:p>
+      <w:pPr>
+        <w:pStyle w:val="Corpsdetexte"/>
+        <w:rPr>
           <w:lang w:val="fr-CH"/>
         </w:rPr>
       </w:pPr>
       <w:r>
         <w:rPr>
-          <w:noProof/>
+          <w:lang w:val="en-US"/>
+        </w:rPr>
+        <w:t xml:space="preserve">Lorem ipsum dolor sit amet, consectetur adipiscing elit. Suspendisse molestie, diam id placerat feugiat, sem elit sodales elit, non commodo tellus quam vitae diam. Mauris porttitor semper elementum. Pellentesque convallis, quam non porta gravida, velit lectus eleifend lacus, et commodo eros erat ac orci. Suspendisse semper bibendum elit, posuere molestie mi gravida vel. Nam at auctor metus. Ut sit amet nunc nec enim pellentesque pulvinar. </w:t>
+      </w:r>
+      <w:r>
+        <w:rPr>
           <w:lang w:val="fr-CH"/>
         </w:rPr>
-        <w:t xml:space="preserve">Copiez ces quatre paragraphes et le tableau pour chaque nouveau tableau.</w:t>
-      </w:r>
-    </w:p>
-    <w:p/>
+        <w:t>Quisque rutrum mattis placerat. Aliquam fringilla varius luctus. Integer lobortis eu nibh vitae ultrices. Nullam quis</w:t>
+      </w:r>
+    </w:p>
     <w:p>
       <w:pPr>
         <w:pStyle w:val="Citation"/>
         <w:rPr>
-          <w:noProof/>
+          <w:rFonts w:asciiTheme="majorHAnsi" w:hAnsiTheme="majorHAnsi" w:cstheme="majorHAnsi"/>
+          <w:noProof/>
+        </w:rPr>
+      </w:pPr>
+      <w:r>
+        <w:rPr>
+          <w:rFonts w:asciiTheme="majorHAnsi" w:hAnsiTheme="majorHAnsi" w:cstheme="majorHAnsi"/>
+          <w:noProof/>
+        </w:rPr>
+        <w:t>Citation d’un auteur ou d’un entretien, mise en retrait.</w:t>
+      </w:r>
+    </w:p>
+    <w:p>
+      <w:pPr>
+        <w:pStyle w:val="SZHHervorhebung"/>
+        <w:rPr>
+          <w:rFonts w:asciiTheme="majorHAnsi" w:hAnsiTheme="majorHAnsi" w:cstheme="majorHAnsi"/>
+          <w:noProof/>
+          <w:lang w:val="en-US"/>
+        </w:rPr>
+      </w:pPr>
+      <w:r>
+        <w:rPr>
+          <w:rFonts w:asciiTheme="majorHAnsi" w:hAnsiTheme="majorHAnsi" w:cstheme="majorHAnsi"/>
+          <w:noProof/>
+          <w:lang w:val="en-US"/>
+        </w:rPr>
+        <w:t>Hervorhebung</w:t>
+      </w:r>
+    </w:p>
+    <w:p>
+      <w:pPr>
+        <w:pStyle w:val="Corpsdetexte"/>
+        <w:rPr>
           <w:lang w:val="fr-CH"/>
         </w:rPr>
       </w:pPr>
       <w:r>
         <w:rPr>
-          <w:noProof/>
+          <w:lang w:val="en-US"/>
+        </w:rPr>
+        <w:t xml:space="preserve">Lorem ipsum dolor sit amet, consectetur adipiscing elit. Suspendisse molestie, diam id placerat feugiat, sem elit sodales elit, non commodo tellus quam vitae diam. Mauris porttitor semper elementum. Pellentesque convallis, quam non porta gravida, velit lectus eleifend lacus, et commodo </w:t>
+      </w:r>
+      <w:r>
+        <w:rPr>
+          <w:lang w:val="en-US"/>
+        </w:rPr>
+        <w:lastRenderedPageBreak/>
+        <w:t xml:space="preserve">eros erat ac orci. Suspendisse semper bibendum elit, posuere molestie mi gravida vel. Nam at auctor metus. Ut sit amet nunc nec enim pellentesque pulvinar. </w:t>
+      </w:r>
+      <w:r>
+        <w:rPr>
           <w:lang w:val="fr-CH"/>
         </w:rPr>
-        <w:t>Citation d’un auteur ou d’un entretien, mise en retrait.</w:t>
-      </w:r>
-    </w:p>
-    <w:p>
-      <w:pPr>
-        <w:pStyle w:val="SZHHervorhebung"/>
-        <w:rPr>
-          <w:noProof/>
+        <w:t>Quisque rutrum mattis placerat. Aliquam fringilla varius luctus. Integer lobortis eu nibh vitae ultrices. Nullam quis</w:t>
+      </w:r>
+    </w:p>
+    <w:p>
+      <w:pPr>
+        <w:pStyle w:val="SZHImportant"/>
+        <w:rPr>
+          <w:rFonts w:asciiTheme="majorHAnsi" w:hAnsiTheme="majorHAnsi" w:cstheme="majorHAnsi"/>
+          <w:noProof/>
+        </w:rPr>
+      </w:pPr>
+      <w:r>
+        <w:rPr>
+          <w:rFonts w:asciiTheme="majorHAnsi" w:hAnsiTheme="majorHAnsi" w:cstheme="majorHAnsi"/>
+          <w:noProof/>
+        </w:rPr>
+        <w:t xml:space="preserve">Encadré </w:t>
+      </w:r>
+      <w:r>
+        <w:rPr>
+          <w:rFonts w:asciiTheme="majorHAnsi" w:hAnsiTheme="majorHAnsi" w:cstheme="majorHAnsi"/>
+          <w:noProof/>
+        </w:rPr>
+        <w:t>information</w:t>
+      </w:r>
+      <w:r>
+        <w:rPr>
+          <w:rFonts w:asciiTheme="majorHAnsi" w:hAnsiTheme="majorHAnsi" w:cstheme="majorHAnsi"/>
+          <w:noProof/>
+        </w:rPr>
+        <w:t xml:space="preserve"> : une </w:t>
+      </w:r>
+      <w:r>
+        <w:rPr>
+          <w:rFonts w:asciiTheme="majorHAnsi" w:hAnsiTheme="majorHAnsi" w:cstheme="majorHAnsi"/>
+          <w:noProof/>
+        </w:rPr>
+        <w:t>information mis en évidence (un lien, un site, une ressources, ...)</w:t>
+      </w:r>
+    </w:p>
+    <w:p>
+      <w:pPr>
+        <w:pStyle w:val="Corpsdetexte"/>
+        <w:rPr>
           <w:lang w:val="fr-CH"/>
         </w:rPr>
       </w:pPr>
       <w:r>
         <w:rPr>
-          <w:noProof/>
+          <w:lang w:val="en-US"/>
+        </w:rPr>
+        <w:t xml:space="preserve">Lorem ipsum dolor sit amet, consectetur adipiscing elit. Suspendisse molestie, diam id placerat feugiat, sem elit sodales elit, non commodo tellus quam vitae diam. Mauris porttitor semper elementum. Pellentesque convallis, quam non porta gravida, velit lectus eleifend lacus, et commodo eros erat ac orci. Suspendisse semper bibendum elit, posuere molestie mi gravida vel. Nam at auctor metus. Ut sit amet nunc nec enim pellentesque pulvinar. </w:t>
+      </w:r>
+      <w:r>
+        <w:rPr>
           <w:lang w:val="fr-CH"/>
         </w:rPr>
-        <w:t>Hervorhebung</w:t>
-      </w:r>
-    </w:p>
-    <w:p>
-      <w:pPr>
-        <w:pStyle w:val="SZHImportant"/>
-        <w:rPr>
-          <w:noProof/>
+        <w:t>Quisque rutrum mattis placerat. Aliquam fringilla varius luctus. Integer lobortis eu nibh vitae ultrices. Nullam quis</w:t>
+      </w:r>
+    </w:p>
+    <w:p>
+      <w:pPr>
+        <w:pStyle w:val="SZHQuestioninterview"/>
+        <w:rPr>
+          <w:rFonts w:asciiTheme="majorHAnsi" w:hAnsiTheme="majorHAnsi" w:cstheme="majorHAnsi"/>
+        </w:rPr>
+      </w:pPr>
+      <w:r>
+        <w:rPr>
+          <w:rFonts w:asciiTheme="majorHAnsi" w:hAnsiTheme="majorHAnsi" w:cstheme="majorHAnsi"/>
+        </w:rPr>
+        <w:t>Question (interview)</w:t>
+      </w:r>
+    </w:p>
+    <w:p>
+      <w:pPr>
+        <w:pStyle w:val="Corpsdetexte"/>
+      </w:pPr>
+      <w:r>
+        <w:rPr>
           <w:lang w:val="fr-CH"/>
         </w:rPr>
-      </w:pPr>
-      <w:r>
-        <w:rPr>
-          <w:noProof/>
+        <w:t xml:space="preserve">Lorem ipsum dolor sit amet, consectetur adipiscing elit. Suspendisse molestie, diam id placerat feugiat, sem elit sodales elit, non commodo tellus quam vitae diam. Mauris porttitor semper elementum. Pellentesque convallis, quam non porta gravida, velit lectus eleifend lacus, et commodo eros erat ac orci. </w:t>
+      </w:r>
+      <w:r>
+        <w:t xml:space="preserve">Suspendisse semper bibendum elit, posuere molestie mi gravida vel. Nam at auctor metus. </w:t>
+      </w:r>
+      <w:r>
+        <w:rPr>
           <w:lang w:val="fr-CH"/>
         </w:rPr>
-        <w:t xml:space="preserve">Encadré </w:t>
-      </w:r>
-      <w:r>
-        <w:rPr>
-          <w:noProof/>
+        <w:t xml:space="preserve">Ut sit amet nunc nec enim pellentesque pulvinar. Quisque rutrum mattis placerat. Aliquam fringilla varius luctus. Integer lobortis eu nibh vitae ultrices. </w:t>
+      </w:r>
+      <w:r>
+        <w:t>Nullam quis</w:t>
+      </w:r>
+    </w:p>
+    <w:p>
+      <w:pPr>
+        <w:pStyle w:val="Titre3"/>
+        <w:rPr>
+          <w:rFonts w:asciiTheme="majorHAnsi" w:hAnsiTheme="majorHAnsi" w:cstheme="majorHAnsi"/>
+          <w:noProof/>
+        </w:rPr>
+      </w:pPr>
+      <w:r>
+        <w:rPr>
+          <w:rFonts w:asciiTheme="majorHAnsi" w:hAnsiTheme="majorHAnsi" w:cstheme="majorHAnsi"/>
+          <w:noProof/>
+        </w:rPr>
+        <w:t>Titre de troisième rang</w:t>
+      </w:r>
+    </w:p>
+    <w:p>
+      <w:pPr>
+        <w:pStyle w:val="Corpsdetexte"/>
+      </w:pPr>
+      <w:r>
+        <w:rPr>
+          <w:lang w:val="en-US"/>
+        </w:rPr>
+        <w:t xml:space="preserve">Lorem ipsum dolor sit amet, consectetur adipiscing elit. Suspendisse molestie, diam id placerat feugiat, sem elit sodales elit, non commodo tellus quam vitae diam. Mauris porttitor semper elementum. Pellentesque </w:t>
+      </w:r>
+      <w:r>
+        <w:rPr>
+          <w:lang w:val="en-US"/>
+        </w:rPr>
+        <w:lastRenderedPageBreak/>
+        <w:t xml:space="preserve">convallis, quam non porta gravida, velit lectus eleifend lacus, et commodo eros erat ac orci. Suspendisse semper bibendum elit, posuere molestie mi gravida vel. Nam at auctor metus. Ut sit amet nunc nec enim pellentesque pulvinar. </w:t>
+      </w:r>
+      <w:r>
+        <w:rPr>
           <w:lang w:val="fr-CH"/>
         </w:rPr>
-        <w:t>information</w:t>
-      </w:r>
-      <w:r>
-        <w:rPr>
-          <w:noProof/>
-          <w:lang w:val="fr-CH"/>
-        </w:rPr>
-        <w:t xml:space="preserve"> : une </w:t>
-      </w:r>
-      <w:r>
-        <w:rPr>
-          <w:noProof/>
-          <w:lang w:val="fr-CH"/>
-        </w:rPr>
-        <w:t>information mis en évidence (un lien, un site, une ressources, ...)</w:t>
-      </w:r>
-    </w:p>
-    <w:p>
-      <w:pPr>
-        <w:pStyle w:val="SZHQuestioninterview"/>
-        <w:rPr>
-          <w:lang w:val="fr-CH"/>
-        </w:rPr>
-      </w:pPr>
-      <w:r>
-        <w:rPr>
-          <w:lang w:val="fr-CH"/>
-        </w:rPr>
-        <w:t>Question (interview)</w:t>
-      </w:r>
-    </w:p>
-    <w:p>
-      <w:pPr>
-        <w:pStyle w:val="Titre3"/>
-        <w:rPr>
-          <w:noProof/>
-          <w:lang w:val="fr-CH"/>
-        </w:rPr>
-      </w:pPr>
-      <w:r>
-        <w:rPr>
-          <w:noProof/>
-          <w:lang w:val="fr-CH"/>
-        </w:rPr>
-        <w:t>Titre de troisième rang</w:t>
+        <w:t xml:space="preserve">Quisque rutrum mattis placerat. Aliquam fringilla varius luctus. Integer lobortis eu nibh vitae ultrices. </w:t>
+      </w:r>
+      <w:r>
+        <w:t>Nullam quis Références</w:t>
+      </w:r>
+    </w:p>
+    <w:p>
+      <w:pPr>
+        <w:pStyle w:val="Titre1"/>
+        <w:rPr>
+          <w:lang w:val="en-US"/>
+        </w:rPr>
+      </w:pPr>
+      <w:r>
+        <w:rPr>
+          <w:lang w:val="en-US"/>
+        </w:rPr>
+        <w:t>Références</w:t>
       </w:r>
     </w:p>
     <w:p>
       <w:pPr>
         <w:pStyle w:val="Corpsdetexte"/>
         <w:rPr>
-          <w:noProof/>
-          <w:lang w:val="fr-CH"/>
-        </w:rPr>
-      </w:pPr>
-      <w:r>
-        <w:rPr>
-          <w:noProof/>
-          <w:lang w:val="fr-CH"/>
-        </w:rPr>
-        <w:t>Texte de l’article.</w:t>
-      </w:r>
-    </w:p>
-    <w:p>
-      <w:pPr>
-        <w:pStyle w:val="Titre1"/>
-        <w:rPr>
-          <w:noProof/>
-          <w:lang w:val="fr-CH"/>
-        </w:rPr>
-      </w:pPr>
-      <w:r>
-        <w:rPr>
-          <w:noProof/>
-          <w:lang w:val="fr-CH"/>
-        </w:rPr>
-        <w:lastRenderedPageBreak/>
-        <w:t>Références</w:t>
+          <w:lang w:val="en-US"/>
+        </w:rPr>
+      </w:pPr>
+      <w:r>
+        <w:rPr>
+          <w:lang w:val="en-US"/>
+        </w:rPr>
+        <w:t>Flavell, J. H. (1976). Metacognitive aspects of problem-solving. In L. B. Resnick (dir.), The nature of intelligence (p. 231–235). Erlbaum.</w:t>
       </w:r>
     </w:p>
     <w:p>
       <w:pPr>
         <w:pStyle w:val="Corpsdetexte"/>
         <w:rPr>
-          <w:noProof/>
-          <w:lang w:val="fr-CH"/>
-        </w:rPr>
-      </w:pPr>
-      <w:r>
-        <w:rPr>
-          <w:noProof/>
-          <w:lang w:val="fr-CH"/>
+          <w:lang w:val="en-US"/>
+        </w:rPr>
+      </w:pPr>
+      <w:r>
+        <w:rPr>
+          <w:lang w:val="en-US"/>
         </w:rPr>
         <w:t>Flavell, J. H. (1976). Metacognitive aspects of problem-solving. In L. B. Resnick (dir.), The nature of intelligence (p. 231–235). Erlbaum.</w:t>
       </w:r>
     </w:p>
+    <w:p>
+      <w:pPr>
+        <w:pStyle w:val="Corpsdetexte"/>
+        <w:rPr>
+          <w:lang w:val="en-US"/>
+        </w:rPr>
+      </w:pPr>
+      <w:r>
+        <w:rPr>
+          <w:lang w:val="en-US"/>
+        </w:rPr>
+        <w:t>Flavell, J. H. (1976). Metacognitive aspects of problem-solving. In L. B. Resnick (dir.), The nature of intelligence (p. 231–235). Erlbaum.</w:t>
+      </w:r>
+    </w:p>
+    <w:p>
+      <w:pPr>
+        <w:pStyle w:val="Corpsdetexte"/>
+      </w:pPr>
+      <w:r>
+        <w:rPr>
+          <w:lang w:val="en-US"/>
+        </w:rPr>
+        <w:t xml:space="preserve">Flavell, J. H. (1976). Metacognitive aspects of problem-solving. In L. B. Resnick (dir.), The nature of intelligence (p. 231–235). </w:t>
+      </w:r>
+      <w:r>
+        <w:t>Erlbaum.</w:t>
+      </w:r>
+    </w:p>
+    <w:p>
+      <w:pPr>
+        <w:pStyle w:val="Corpsdetexte"/>
+      </w:pPr>
+    </w:p>
     <w:sectPr>
-      <w:headerReference w:type="even" r:id="rId7"/>
-      <w:headerReference w:type="default" r:id="rId8"/>
-      <w:footerReference w:type="even" r:id="rId9"/>
-      <w:footerReference w:type="default" r:id="rId10"/>
-      <w:headerReference w:type="first" r:id="rId11"/>
-      <w:footerReference w:type="first" r:id="rId12"/>
+      <w:headerReference w:type="even" r:id="rId13"/>
+      <w:headerReference w:type="default" r:id="rId14"/>
+      <w:footerReference w:type="even" r:id="rId15"/>
+      <w:footerReference w:type="default" r:id="rId16"/>
+      <w:headerReference w:type="first" r:id="rId17"/>
+      <w:footerReference w:type="first" r:id="rId18"/>
       <w:pgSz w:w="11906" w:h="16838"/>
-      <w:pgMar w:top="1418" w:right="2268" w:bottom="1418" w:left="1418" w:header="709" w:footer="709" w:gutter="0"/>
+      <w:pgMar w:top="1134" w:right="1701" w:bottom="1134" w:left="1701" w:header="709" w:footer="709" w:gutter="0"/>
       <w:cols w:space="708"/>
       <w:docGrid w:linePitch="360"/>
     </w:sectPr>
@@ -1478,64 +1697,8 @@
         <w:sz w:val="20"/>
         <w:szCs w:val="20"/>
       </w:rPr>
-      <w:t xml:space="preserve">Revue </w:t>
+      <w:t>Revue suisse de pédagogie spécialisée</w:t>
     </w:r>
-    <w:proofErr w:type="spellStart"/>
-    <w:r>
-      <w:rPr>
-        <w:b/>
-        <w:bCs/>
-        <w:color w:val="auto"/>
-        <w:sz w:val="20"/>
-        <w:szCs w:val="20"/>
-      </w:rPr>
-      <w:t>suisse</w:t>
-    </w:r>
-    <w:proofErr w:type="spellEnd"/>
-    <w:r>
-      <w:rPr>
-        <w:b/>
-        <w:bCs/>
-        <w:color w:val="auto"/>
-        <w:sz w:val="20"/>
-        <w:szCs w:val="20"/>
-      </w:rPr>
-      <w:t xml:space="preserve"> de </w:t>
-    </w:r>
-    <w:proofErr w:type="spellStart"/>
-    <w:r>
-      <w:rPr>
-        <w:b/>
-        <w:bCs/>
-        <w:color w:val="auto"/>
-        <w:sz w:val="20"/>
-        <w:szCs w:val="20"/>
-      </w:rPr>
-      <w:t>pédagogie</w:t>
-    </w:r>
-    <w:proofErr w:type="spellEnd"/>
-    <w:r>
-      <w:rPr>
-        <w:b/>
-        <w:bCs/>
-        <w:color w:val="auto"/>
-        <w:sz w:val="20"/>
-        <w:szCs w:val="20"/>
-      </w:rPr>
-      <w:t xml:space="preserve"> </w:t>
-    </w:r>
-    <w:proofErr w:type="spellStart"/>
-    <w:r>
-      <w:rPr>
-        <w:b/>
-        <w:bCs/>
-        <w:color w:val="auto"/>
-        <w:sz w:val="20"/>
-        <w:szCs w:val="20"/>
-      </w:rPr>
-      <w:t>spécialisée</w:t>
-    </w:r>
-    <w:proofErr w:type="spellEnd"/>
     <w:r>
       <w:rPr>
         <w:b/>
@@ -1565,7 +1728,7 @@
   <w:abstractNum w:abstractNumId="0" w15:restartNumberingAfterBreak="0">
     <w:nsid w:val="28D82090"/>
     <w:multiLevelType w:val="multilevel"/>
-    <w:tmpl w:val="F5F43DF2"/>
+    <w:tmpl w:val="60F28FC6"/>
     <w:lvl w:ilvl="0">
       <w:start w:val="1"/>
       <w:numFmt w:val="decimal"/>
@@ -1641,7 +1804,7 @@
         <w:rFonts w:ascii="Cambria" w:eastAsia="Times New Roman" w:hAnsi="Cambria" w:cs="Cambria"/>
         <w:sz w:val="24"/>
         <w:szCs w:val="24"/>
-        <w:lang w:val="en-CH" w:eastAsia="en-US" w:bidi="ar-SA"/>
+        <w:lang w:val="fr-CH" w:eastAsia="en-US" w:bidi="ar-SA"/>
       </w:rPr>
     </w:rPrDefault>
     <w:pPrDefault/>
@@ -2027,9 +2190,9 @@
   <w:style w:type="paragraph" w:default="1" w:styleId="Normal">
     <w:name w:val="Normal"/>
     <w:qFormat/>
-    <w:rsid w:val="00890E72"/>
+    <w:rsid w:val="00B3439B"/>
     <w:rPr>
-      <w:rFonts w:asciiTheme="minorHAnsi" w:hAnsiTheme="minorHAnsi"/>
+      <w:rFonts w:ascii="Open Sans" w:hAnsi="Open Sans"/>
     </w:rPr>
   </w:style>
   <w:style w:type="paragraph" w:styleId="Titre1">
@@ -2038,22 +2201,21 @@
     <w:next w:val="Corpsdetexte"/>
     <w:uiPriority w:val="9"/>
     <w:qFormat/>
-    <w:rsid w:val="00755C7C"/>
+    <w:rsid w:val="00F9187B"/>
     <w:pPr>
       <w:keepNext/>
       <w:keepLines/>
       <w:numPr>
         <w:numId w:val="1"/>
       </w:numPr>
-      <w:pBdr>
-        <w:bottom w:val="single" w:sz="4" w:space="7" w:color="auto"/>
-      </w:pBdr>
       <w:spacing w:before="320" w:after="140"/>
       <w:outlineLvl w:val="0"/>
     </w:pPr>
     <w:rPr>
+      <w:rFonts w:asciiTheme="majorHAnsi" w:hAnsiTheme="majorHAnsi" w:cstheme="majorHAnsi"/>
       <w:b/>
       <w:bCs/>
+      <w:noProof/>
       <w:sz w:val="28"/>
       <w:szCs w:val="28"/>
     </w:rPr>
@@ -2107,6 +2269,27 @@
       <w:szCs w:val="25"/>
     </w:rPr>
   </w:style>
+  <w:style w:type="paragraph" w:styleId="Titre4">
+    <w:name w:val="heading 4"/>
+    <w:basedOn w:val="Titre3"/>
+    <w:next w:val="Normal"/>
+    <w:link w:val="Titre4Car"/>
+    <w:uiPriority w:val="9"/>
+    <w:unhideWhenUsed/>
+    <w:qFormat/>
+    <w:rsid w:val="00EF298E"/>
+    <w:pPr>
+      <w:numPr>
+        <w:ilvl w:val="0"/>
+        <w:numId w:val="0"/>
+      </w:numPr>
+      <w:outlineLvl w:val="3"/>
+    </w:pPr>
+    <w:rPr>
+      <w:noProof/>
+      <w:sz w:val="24"/>
+    </w:rPr>
+  </w:style>
   <w:style w:type="character" w:default="1" w:styleId="Policepardfaut">
     <w:name w:val="Default Paragraph Font"/>
     <w:uiPriority w:val="1"/>
@@ -2137,11 +2320,18 @@
   <w:style w:type="paragraph" w:styleId="Corpsdetexte">
     <w:name w:val="Body Text"/>
     <w:basedOn w:val="Normal"/>
+    <w:link w:val="CorpsdetexteCar"/>
     <w:qFormat/>
-    <w:rsid w:val="0012719B"/>
+    <w:rsid w:val="009517B1"/>
     <w:pPr>
-      <w:spacing w:after="160" w:line="360" w:lineRule="auto"/>
+      <w:spacing w:after="240" w:line="360" w:lineRule="auto"/>
+      <w:jc w:val="both"/>
     </w:pPr>
+    <w:rPr>
+      <w:rFonts w:asciiTheme="majorHAnsi" w:hAnsiTheme="majorHAnsi" w:cstheme="majorHAnsi"/>
+      <w:noProof/>
+      <w:lang w:val="it-IT"/>
+    </w:rPr>
   </w:style>
   <w:style w:type="paragraph" w:styleId="Citation">
     <w:name w:val="Quote"/>
@@ -2212,18 +2402,12 @@
     <w:basedOn w:val="SZHCle"/>
     <w:qFormat/>
     <w:pPr>
-      <w:keepNext/>
       <w:pBdr>
         <w:top w:val="single" w:sz="12" w:space="4" w:color="auto"/>
         <w:left w:val="single" w:sz="12" w:space="4" w:color="auto"/>
         <w:right w:val="single" w:sz="12" w:space="4" w:color="auto"/>
       </w:pBdr>
     </w:pPr>
-    <w:rPr>
-      <w:b/>
-      <w:bCs/>
-      <w:sz w:val="20"/>
-    </w:rPr>
   </w:style>
   <w:style w:type="paragraph" w:customStyle="1" w:styleId="SZHAide">
     <w:name w:val="SZH Aide"/>
@@ -2287,7 +2471,6 @@
     </w:pPr>
     <w:rPr>
       <w:rFonts w:ascii="Times New Roman" w:hAnsi="Times New Roman" w:cs="Times New Roman"/>
-      <w:lang w:val="en-CH" w:eastAsia="en-CH"/>
     </w:rPr>
   </w:style>
   <w:style w:type="character" w:customStyle="1" w:styleId="Titre2Car">
@@ -2306,6 +2489,7 @@
   <w:style w:type="paragraph" w:customStyle="1" w:styleId="SZHQuestioninterview">
     <w:name w:val="SZH Question (interview)"/>
     <w:basedOn w:val="SZHHervorhebung"/>
+    <w:next w:val="Corpsdetexte"/>
     <w:link w:val="SZHQuestioninterviewCar"/>
     <w:qFormat/>
     <w:rsid w:val="0012719B"/>
@@ -2342,6 +2526,96 @@
       <w:rFonts w:asciiTheme="minorHAnsi" w:hAnsiTheme="minorHAnsi"/>
       <w:b/>
       <w:shd w:val="clear" w:color="auto" w:fill="FFBDBD"/>
+    </w:rPr>
+  </w:style>
+  <w:style w:type="character" w:styleId="Marquedecommentaire">
+    <w:name w:val="annotation reference"/>
+    <w:basedOn w:val="Policepardfaut"/>
+    <w:uiPriority w:val="99"/>
+    <w:semiHidden/>
+    <w:unhideWhenUsed/>
+    <w:rsid w:val="00D902F3"/>
+    <w:rPr>
+      <w:sz w:val="16"/>
+      <w:szCs w:val="16"/>
+    </w:rPr>
+  </w:style>
+  <w:style w:type="paragraph" w:styleId="Commentaire">
+    <w:name w:val="annotation text"/>
+    <w:basedOn w:val="Normal"/>
+    <w:link w:val="CommentaireCar"/>
+    <w:uiPriority w:val="99"/>
+    <w:unhideWhenUsed/>
+    <w:rsid w:val="00D902F3"/>
+    <w:rPr>
+      <w:sz w:val="20"/>
+      <w:szCs w:val="20"/>
+    </w:rPr>
+  </w:style>
+  <w:style w:type="character" w:customStyle="1" w:styleId="CommentaireCar">
+    <w:name w:val="Commentaire Car"/>
+    <w:basedOn w:val="Policepardfaut"/>
+    <w:link w:val="Commentaire"/>
+    <w:uiPriority w:val="99"/>
+    <w:rsid w:val="00D902F3"/>
+    <w:rPr>
+      <w:rFonts w:asciiTheme="minorHAnsi" w:hAnsiTheme="minorHAnsi"/>
+      <w:sz w:val="20"/>
+      <w:szCs w:val="20"/>
+    </w:rPr>
+  </w:style>
+  <w:style w:type="paragraph" w:styleId="Objetducommentaire">
+    <w:name w:val="annotation subject"/>
+    <w:basedOn w:val="Commentaire"/>
+    <w:next w:val="Commentaire"/>
+    <w:link w:val="ObjetducommentaireCar"/>
+    <w:uiPriority w:val="99"/>
+    <w:semiHidden/>
+    <w:unhideWhenUsed/>
+    <w:rsid w:val="00D902F3"/>
+    <w:rPr>
+      <w:b/>
+      <w:bCs/>
+    </w:rPr>
+  </w:style>
+  <w:style w:type="character" w:customStyle="1" w:styleId="ObjetducommentaireCar">
+    <w:name w:val="Objet du commentaire Car"/>
+    <w:basedOn w:val="CommentaireCar"/>
+    <w:link w:val="Objetducommentaire"/>
+    <w:uiPriority w:val="99"/>
+    <w:semiHidden/>
+    <w:rsid w:val="00D902F3"/>
+    <w:rPr>
+      <w:rFonts w:asciiTheme="minorHAnsi" w:hAnsiTheme="minorHAnsi"/>
+      <w:b/>
+      <w:bCs/>
+      <w:sz w:val="20"/>
+      <w:szCs w:val="20"/>
+    </w:rPr>
+  </w:style>
+  <w:style w:type="character" w:customStyle="1" w:styleId="CorpsdetexteCar">
+    <w:name w:val="Corps de texte Car"/>
+    <w:basedOn w:val="Policepardfaut"/>
+    <w:link w:val="Corpsdetexte"/>
+    <w:rsid w:val="009517B1"/>
+    <w:rPr>
+      <w:rFonts w:asciiTheme="majorHAnsi" w:hAnsiTheme="majorHAnsi" w:cstheme="majorHAnsi"/>
+      <w:noProof/>
+      <w:lang w:val="it-IT"/>
+    </w:rPr>
+  </w:style>
+  <w:style w:type="character" w:customStyle="1" w:styleId="Titre4Car">
+    <w:name w:val="Titre 4 Car"/>
+    <w:basedOn w:val="Policepardfaut"/>
+    <w:link w:val="Titre4"/>
+    <w:uiPriority w:val="9"/>
+    <w:rsid w:val="00EF298E"/>
+    <w:rPr>
+      <w:rFonts w:asciiTheme="minorHAnsi" w:hAnsiTheme="minorHAnsi"/>
+      <w:b/>
+      <w:bCs/>
+      <w:noProof/>
+      <w:szCs w:val="25"/>
     </w:rPr>
   </w:style>
 </w:styles>
@@ -2388,110 +2662,16 @@
         <a:srgbClr val="96607D"/>
       </a:folHlink>
     </a:clrScheme>
-    <a:fontScheme name="Office 2013 - 2022">
+    <a:fontScheme name="Open Sans">
       <a:majorFont>
-        <a:latin typeface="Calibri Light" panose="020F0302020204030204"/>
+        <a:latin typeface="Open Sans"/>
         <a:ea typeface=""/>
         <a:cs typeface=""/>
-        <a:font script="Jpan" typeface="游ゴシック Light"/>
-        <a:font script="Hang" typeface="맑은 고딕"/>
-        <a:font script="Hans" typeface="等线 Light"/>
-        <a:font script="Hant" typeface="新細明體"/>
-        <a:font script="Arab" typeface="Times New Roman"/>
-        <a:font script="Hebr" typeface="Times New Roman"/>
-        <a:font script="Thai" typeface="Angsana New"/>
-        <a:font script="Ethi" typeface="Nyala"/>
-        <a:font script="Beng" typeface="Vrinda"/>
-        <a:font script="Gujr" typeface="Shruti"/>
-        <a:font script="Khmr" typeface="MoolBoran"/>
-        <a:font script="Knda" typeface="Tunga"/>
-        <a:font script="Guru" typeface="Raavi"/>
-        <a:font script="Cans" typeface="Euphemia"/>
-        <a:font script="Cher" typeface="Plantagenet Cherokee"/>
-        <a:font script="Yiii" typeface="Microsoft Yi Baiti"/>
-        <a:font script="Tibt" typeface="Microsoft Himalaya"/>
-        <a:font script="Thaa" typeface="MV Boli"/>
-        <a:font script="Deva" typeface="Mangal"/>
-        <a:font script="Telu" typeface="Gautami"/>
-        <a:font script="Taml" typeface="Latha"/>
-        <a:font script="Syrc" typeface="Estrangelo Edessa"/>
-        <a:font script="Orya" typeface="Kalinga"/>
-        <a:font script="Mlym" typeface="Kartika"/>
-        <a:font script="Laoo" typeface="DokChampa"/>
-        <a:font script="Sinh" typeface="Iskoola Pota"/>
-        <a:font script="Mong" typeface="Mongolian Baiti"/>
-        <a:font script="Viet" typeface="Times New Roman"/>
-        <a:font script="Uigh" typeface="Microsoft Uighur"/>
-        <a:font script="Geor" typeface="Sylfaen"/>
-        <a:font script="Armn" typeface="Arial"/>
-        <a:font script="Bugi" typeface="Leelawadee UI"/>
-        <a:font script="Bopo" typeface="Microsoft JhengHei"/>
-        <a:font script="Java" typeface="Javanese Text"/>
-        <a:font script="Lisu" typeface="Segoe UI"/>
-        <a:font script="Mymr" typeface="Myanmar Text"/>
-        <a:font script="Nkoo" typeface="Ebrima"/>
-        <a:font script="Olck" typeface="Nirmala UI"/>
-        <a:font script="Osma" typeface="Ebrima"/>
-        <a:font script="Phag" typeface="Phagspa"/>
-        <a:font script="Syrn" typeface="Estrangelo Edessa"/>
-        <a:font script="Syrj" typeface="Estrangelo Edessa"/>
-        <a:font script="Syre" typeface="Estrangelo Edessa"/>
-        <a:font script="Sora" typeface="Nirmala UI"/>
-        <a:font script="Tale" typeface="Microsoft Tai Le"/>
-        <a:font script="Talu" typeface="Microsoft New Tai Lue"/>
-        <a:font script="Tfng" typeface="Ebrima"/>
       </a:majorFont>
       <a:minorFont>
-        <a:latin typeface="Calibri" panose="020F0502020204030204"/>
+        <a:latin typeface="Open Sans"/>
         <a:ea typeface=""/>
         <a:cs typeface=""/>
-        <a:font script="Jpan" typeface="游明朝"/>
-        <a:font script="Hang" typeface="맑은 고딕"/>
-        <a:font script="Hans" typeface="等线"/>
-        <a:font script="Hant" typeface="新細明體"/>
-        <a:font script="Arab" typeface="Arial"/>
-        <a:font script="Hebr" typeface="Arial"/>
-        <a:font script="Thai" typeface="Cordia New"/>
-        <a:font script="Ethi" typeface="Nyala"/>
-        <a:font script="Beng" typeface="Vrinda"/>
-        <a:font script="Gujr" typeface="Shruti"/>
-        <a:font script="Khmr" typeface="DaunPenh"/>
-        <a:font script="Knda" typeface="Tunga"/>
-        <a:font script="Guru" typeface="Raavi"/>
-        <a:font script="Cans" typeface="Euphemia"/>
-        <a:font script="Cher" typeface="Plantagenet Cherokee"/>
-        <a:font script="Yiii" typeface="Microsoft Yi Baiti"/>
-        <a:font script="Tibt" typeface="Microsoft Himalaya"/>
-        <a:font script="Thaa" typeface="MV Boli"/>
-        <a:font script="Deva" typeface="Mangal"/>
-        <a:font script="Telu" typeface="Gautami"/>
-        <a:font script="Taml" typeface="Latha"/>
-        <a:font script="Syrc" typeface="Estrangelo Edessa"/>
-        <a:font script="Orya" typeface="Kalinga"/>
-        <a:font script="Mlym" typeface="Kartika"/>
-        <a:font script="Laoo" typeface="DokChampa"/>
-        <a:font script="Sinh" typeface="Iskoola Pota"/>
-        <a:font script="Mong" typeface="Mongolian Baiti"/>
-        <a:font script="Viet" typeface="Arial"/>
-        <a:font script="Uigh" typeface="Microsoft Uighur"/>
-        <a:font script="Geor" typeface="Sylfaen"/>
-        <a:font script="Armn" typeface="Arial"/>
-        <a:font script="Bugi" typeface="Leelawadee UI"/>
-        <a:font script="Bopo" typeface="Microsoft JhengHei"/>
-        <a:font script="Java" typeface="Javanese Text"/>
-        <a:font script="Lisu" typeface="Segoe UI"/>
-        <a:font script="Mymr" typeface="Myanmar Text"/>
-        <a:font script="Nkoo" typeface="Ebrima"/>
-        <a:font script="Olck" typeface="Nirmala UI"/>
-        <a:font script="Osma" typeface="Ebrima"/>
-        <a:font script="Phag" typeface="Phagspa"/>
-        <a:font script="Syrn" typeface="Estrangelo Edessa"/>
-        <a:font script="Syrj" typeface="Estrangelo Edessa"/>
-        <a:font script="Syre" typeface="Estrangelo Edessa"/>
-        <a:font script="Sora" typeface="Nirmala UI"/>
-        <a:font script="Tale" typeface="Microsoft Tai Le"/>
-        <a:font script="Talu" typeface="Microsoft New Tai Lue"/>
-        <a:font script="Tfng" typeface="Ebrima"/>
       </a:minorFont>
     </a:fontScheme>
     <a:fmtScheme name="Office">
@@ -2660,4 +2840,335 @@
     </a:ext>
   </a:extLst>
 </a:theme>
+</file>
+
+<file path=customXml/item1.xml><?xml version="1.0" encoding="utf-8"?>
+<?mso-contentType ?>
+<FormTemplates xmlns="http://schemas.microsoft.com/sharepoint/v3/contenttype/forms">
+  <Display>DocumentLibraryForm</Display>
+  <Edit>DocumentLibraryForm</Edit>
+  <New>DocumentLibraryForm</New>
+</FormTemplates>
+</file>
+
+<file path=customXml/item2.xml><?xml version="1.0" encoding="utf-8"?>
+<p:properties xmlns:p="http://schemas.microsoft.com/office/2006/metadata/properties" xmlns:xsi="http://www.w3.org/2001/XMLSchema-instance" xmlns:pc="http://schemas.microsoft.com/office/infopath/2007/PartnerControls">
+  <documentManagement>
+    <TaxCatchAll xmlns="4fd9addd-010e-4f5f-8f1c-4194eaaa354f" xsi:nil="true"/>
+    <lcf76f155ced4ddcb4097134ff3c332f xmlns="76555f21-dda2-40b2-9e67-0c5126acc9bb">
+      <Terms xmlns="http://schemas.microsoft.com/office/infopath/2007/PartnerControls"/>
+    </lcf76f155ced4ddcb4097134ff3c332f>
+  </documentManagement>
+</p:properties>
+</file>
+
+<file path=customXml/item3.xml><?xml version="1.0" encoding="utf-8"?>
+<b:Sources xmlns:b="http://schemas.openxmlformats.org/officeDocument/2006/bibliography" xmlns="http://schemas.openxmlformats.org/officeDocument/2006/bibliography" SelectedStyle="\APASixthEditionOfficeOnline.xsl" StyleName="APA" Version="6"/>
+</file>
+
+<file path=customXml/item4.xml><?xml version="1.0" encoding="utf-8"?>
+<ct:contentTypeSchema xmlns:ct="http://schemas.microsoft.com/office/2006/metadata/contentType" xmlns:ma="http://schemas.microsoft.com/office/2006/metadata/properties/metaAttributes" ct:_="" ma:_="" ma:contentTypeName="Document" ma:contentTypeID="0x010100C27681858B7D484080A6C8E6830BC98C" ma:contentTypeVersion="19" ma:contentTypeDescription="Crée un document." ma:contentTypeScope="" ma:versionID="a60f16be11dc258eb817fbd8358c30bd">
+  <xsd:schema xmlns:xsd="http://www.w3.org/2001/XMLSchema" xmlns:xs="http://www.w3.org/2001/XMLSchema" xmlns:p="http://schemas.microsoft.com/office/2006/metadata/properties" xmlns:ns2="76555f21-dda2-40b2-9e67-0c5126acc9bb" xmlns:ns3="4fd9addd-010e-4f5f-8f1c-4194eaaa354f" targetNamespace="http://schemas.microsoft.com/office/2006/metadata/properties" ma:root="true" ma:fieldsID="20d7f00eca0135c6f88dedcd41bd2e0f" ns2:_="" ns3:_="">
+    <xsd:import namespace="76555f21-dda2-40b2-9e67-0c5126acc9bb"/>
+    <xsd:import namespace="4fd9addd-010e-4f5f-8f1c-4194eaaa354f"/>
+    <xsd:element name="properties">
+      <xsd:complexType>
+        <xsd:sequence>
+          <xsd:element name="documentManagement">
+            <xsd:complexType>
+              <xsd:all>
+                <xsd:element ref="ns2:MediaServiceMetadata" minOccurs="0"/>
+                <xsd:element ref="ns2:MediaServiceFastMetadata" minOccurs="0"/>
+                <xsd:element ref="ns2:MediaServiceAutoKeyPoints" minOccurs="0"/>
+                <xsd:element ref="ns2:MediaServiceKeyPoints" minOccurs="0"/>
+                <xsd:element ref="ns2:MediaServiceDateTaken" minOccurs="0"/>
+                <xsd:element ref="ns2:MediaServiceAutoTags" minOccurs="0"/>
+                <xsd:element ref="ns2:MediaServiceGenerationTime" minOccurs="0"/>
+                <xsd:element ref="ns2:MediaServiceEventHashCode" minOccurs="0"/>
+                <xsd:element ref="ns2:MediaServiceOCR" minOccurs="0"/>
+                <xsd:element ref="ns2:MediaServiceLocation" minOccurs="0"/>
+                <xsd:element ref="ns3:SharedWithUsers" minOccurs="0"/>
+                <xsd:element ref="ns3:SharedWithDetails" minOccurs="0"/>
+                <xsd:element ref="ns2:MediaLengthInSeconds" minOccurs="0"/>
+                <xsd:element ref="ns2:lcf76f155ced4ddcb4097134ff3c332f" minOccurs="0"/>
+                <xsd:element ref="ns3:TaxCatchAll" minOccurs="0"/>
+                <xsd:element ref="ns2:MediaServiceObjectDetectorVersions" minOccurs="0"/>
+                <xsd:element ref="ns2:MediaServiceSearchProperties" minOccurs="0"/>
+                <xsd:element ref="ns2:MediaServiceBillingMetadata" minOccurs="0"/>
+              </xsd:all>
+            </xsd:complexType>
+          </xsd:element>
+        </xsd:sequence>
+      </xsd:complexType>
+    </xsd:element>
+  </xsd:schema>
+  <xsd:schema xmlns:xsd="http://www.w3.org/2001/XMLSchema" xmlns:xs="http://www.w3.org/2001/XMLSchema" xmlns:dms="http://schemas.microsoft.com/office/2006/documentManagement/types" xmlns:pc="http://schemas.microsoft.com/office/infopath/2007/PartnerControls" targetNamespace="76555f21-dda2-40b2-9e67-0c5126acc9bb" elementFormDefault="qualified">
+    <xsd:import namespace="http://schemas.microsoft.com/office/2006/documentManagement/types"/>
+    <xsd:import namespace="http://schemas.microsoft.com/office/infopath/2007/PartnerControls"/>
+    <xsd:element name="MediaServiceMetadata" ma:index="8" nillable="true" ma:displayName="MediaServiceMetadata" ma:hidden="true" ma:internalName="MediaServiceMetadata" ma:readOnly="true">
+      <xsd:simpleType>
+        <xsd:restriction base="dms:Note"/>
+      </xsd:simpleType>
+    </xsd:element>
+    <xsd:element name="MediaServiceFastMetadata" ma:index="9" nillable="true" ma:displayName="MediaServiceFastMetadata" ma:hidden="true" ma:internalName="MediaServiceFastMetadata" ma:readOnly="true">
+      <xsd:simpleType>
+        <xsd:restriction base="dms:Note"/>
+      </xsd:simpleType>
+    </xsd:element>
+    <xsd:element name="MediaServiceAutoKeyPoints" ma:index="10" nillable="true" ma:displayName="MediaServiceAutoKeyPoints" ma:hidden="true" ma:internalName="MediaServiceAutoKeyPoints" ma:readOnly="true">
+      <xsd:simpleType>
+        <xsd:restriction base="dms:Note"/>
+      </xsd:simpleType>
+    </xsd:element>
+    <xsd:element name="MediaServiceKeyPoints" ma:index="11" nillable="true" ma:displayName="KeyPoints" ma:internalName="MediaServiceKeyPoints" ma:readOnly="true">
+      <xsd:simpleType>
+        <xsd:restriction base="dms:Note">
+          <xsd:maxLength value="255"/>
+        </xsd:restriction>
+      </xsd:simpleType>
+    </xsd:element>
+    <xsd:element name="MediaServiceDateTaken" ma:index="12" nillable="true" ma:displayName="MediaServiceDateTaken" ma:hidden="true" ma:internalName="MediaServiceDateTaken" ma:readOnly="true">
+      <xsd:simpleType>
+        <xsd:restriction base="dms:Text"/>
+      </xsd:simpleType>
+    </xsd:element>
+    <xsd:element name="MediaServiceAutoTags" ma:index="13" nillable="true" ma:displayName="Tags" ma:internalName="MediaServiceAutoTags" ma:readOnly="true">
+      <xsd:simpleType>
+        <xsd:restriction base="dms:Text"/>
+      </xsd:simpleType>
+    </xsd:element>
+    <xsd:element name="MediaServiceGenerationTime" ma:index="14" nillable="true" ma:displayName="MediaServiceGenerationTime" ma:hidden="true" ma:internalName="MediaServiceGenerationTime" ma:readOnly="true">
+      <xsd:simpleType>
+        <xsd:restriction base="dms:Text"/>
+      </xsd:simpleType>
+    </xsd:element>
+    <xsd:element name="MediaServiceEventHashCode" ma:index="15" nillable="true" ma:displayName="MediaServiceEventHashCode" ma:hidden="true" ma:internalName="MediaServiceEventHashCode" ma:readOnly="true">
+      <xsd:simpleType>
+        <xsd:restriction base="dms:Text"/>
+      </xsd:simpleType>
+    </xsd:element>
+    <xsd:element name="MediaServiceOCR" ma:index="16" nillable="true" ma:displayName="Extracted Text" ma:internalName="MediaServiceOCR" ma:readOnly="true">
+      <xsd:simpleType>
+        <xsd:restriction base="dms:Note">
+          <xsd:maxLength value="255"/>
+        </xsd:restriction>
+      </xsd:simpleType>
+    </xsd:element>
+    <xsd:element name="MediaServiceLocation" ma:index="17" nillable="true" ma:displayName="Location" ma:internalName="MediaServiceLocation" ma:readOnly="true">
+      <xsd:simpleType>
+        <xsd:restriction base="dms:Text"/>
+      </xsd:simpleType>
+    </xsd:element>
+    <xsd:element name="MediaLengthInSeconds" ma:index="20" nillable="true" ma:displayName="Length (seconds)" ma:internalName="MediaLengthInSeconds" ma:readOnly="true">
+      <xsd:simpleType>
+        <xsd:restriction base="dms:Unknown"/>
+      </xsd:simpleType>
+    </xsd:element>
+    <xsd:element name="lcf76f155ced4ddcb4097134ff3c332f" ma:index="22" nillable="true" ma:taxonomy="true" ma:internalName="lcf76f155ced4ddcb4097134ff3c332f" ma:taxonomyFieldName="MediaServiceImageTags" ma:displayName="Balises d’images" ma:readOnly="false" ma:fieldId="{5cf76f15-5ced-4ddc-b409-7134ff3c332f}" ma:taxonomyMulti="true" ma:sspId="d8ca9b99-a138-4061-96ae-ccea63f48147" ma:termSetId="09814cd3-568e-fe90-9814-8d621ff8fb84" ma:anchorId="fba54fb3-c3e1-fe81-a776-ca4b69148c4d" ma:open="true" ma:isKeyword="false">
+      <xsd:complexType>
+        <xsd:sequence>
+          <xsd:element ref="pc:Terms" minOccurs="0" maxOccurs="1"/>
+        </xsd:sequence>
+      </xsd:complexType>
+    </xsd:element>
+    <xsd:element name="MediaServiceObjectDetectorVersions" ma:index="24" nillable="true" ma:displayName="MediaServiceObjectDetectorVersions" ma:description="" ma:hidden="true" ma:indexed="true" ma:internalName="MediaServiceObjectDetectorVersions" ma:readOnly="true">
+      <xsd:simpleType>
+        <xsd:restriction base="dms:Text"/>
+      </xsd:simpleType>
+    </xsd:element>
+    <xsd:element name="MediaServiceSearchProperties" ma:index="25" nillable="true" ma:displayName="MediaServiceSearchProperties" ma:hidden="true" ma:internalName="MediaServiceSearchProperties" ma:readOnly="true">
+      <xsd:simpleType>
+        <xsd:restriction base="dms:Note"/>
+      </xsd:simpleType>
+    </xsd:element>
+    <xsd:element name="MediaServiceBillingMetadata" ma:index="26" nillable="true" ma:displayName="MediaServiceBillingMetadata" ma:hidden="true" ma:internalName="MediaServiceBillingMetadata" ma:readOnly="true">
+      <xsd:simpleType>
+        <xsd:restriction base="dms:Note"/>
+      </xsd:simpleType>
+    </xsd:element>
+  </xsd:schema>
+  <xsd:schema xmlns:xsd="http://www.w3.org/2001/XMLSchema" xmlns:xs="http://www.w3.org/2001/XMLSchema" xmlns:dms="http://schemas.microsoft.com/office/2006/documentManagement/types" xmlns:pc="http://schemas.microsoft.com/office/infopath/2007/PartnerControls" targetNamespace="4fd9addd-010e-4f5f-8f1c-4194eaaa354f" elementFormDefault="qualified">
+    <xsd:import namespace="http://schemas.microsoft.com/office/2006/documentManagement/types"/>
+    <xsd:import namespace="http://schemas.microsoft.com/office/infopath/2007/PartnerControls"/>
+    <xsd:element name="SharedWithUsers" ma:index="18" nillable="true" ma:displayName="Partagé avec" ma:internalName="SharedWithUsers" ma:readOnly="true">
+      <xsd:complexType>
+        <xsd:complexContent>
+          <xsd:extension base="dms:UserMulti">
+            <xsd:sequence>
+              <xsd:element name="UserInfo" minOccurs="0" maxOccurs="unbounded">
+                <xsd:complexType>
+                  <xsd:sequence>
+                    <xsd:element name="DisplayName" type="xsd:string" minOccurs="0"/>
+                    <xsd:element name="AccountId" type="dms:UserId" minOccurs="0" nillable="true"/>
+                    <xsd:element name="AccountType" type="xsd:string" minOccurs="0"/>
+                  </xsd:sequence>
+                </xsd:complexType>
+              </xsd:element>
+            </xsd:sequence>
+          </xsd:extension>
+        </xsd:complexContent>
+      </xsd:complexType>
+    </xsd:element>
+    <xsd:element name="SharedWithDetails" ma:index="19" nillable="true" ma:displayName="Partagé avec détails" ma:internalName="SharedWithDetails" ma:readOnly="true">
+      <xsd:simpleType>
+        <xsd:restriction base="dms:Note">
+          <xsd:maxLength value="255"/>
+        </xsd:restriction>
+      </xsd:simpleType>
+    </xsd:element>
+    <xsd:element name="TaxCatchAll" ma:index="23" nillable="true" ma:displayName="Taxonomy Catch All Column" ma:hidden="true" ma:list="{8d73401d-95f3-4a64-be7b-bef45ce11d4d}" ma:internalName="TaxCatchAll" ma:showField="CatchAllData" ma:web="4fd9addd-010e-4f5f-8f1c-4194eaaa354f">
+      <xsd:complexType>
+        <xsd:complexContent>
+          <xsd:extension base="dms:MultiChoiceLookup">
+            <xsd:sequence>
+              <xsd:element name="Value" type="dms:Lookup" maxOccurs="unbounded" minOccurs="0" nillable="true"/>
+            </xsd:sequence>
+          </xsd:extension>
+        </xsd:complexContent>
+      </xsd:complexType>
+    </xsd:element>
+  </xsd:schema>
+  <xsd:schema xmlns="http://schemas.openxmlformats.org/package/2006/metadata/core-properties" xmlns:xsd="http://www.w3.org/2001/XMLSchema" xmlns:xsi="http://www.w3.org/2001/XMLSchema-instance" xmlns:dc="http://purl.org/dc/elements/1.1/" xmlns:dcterms="http://purl.org/dc/terms/" xmlns:odoc="http://schemas.microsoft.com/internal/obd" targetNamespace="http://schemas.openxmlformats.org/package/2006/metadata/core-properties" elementFormDefault="qualified" attributeFormDefault="unqualified" blockDefault="#all">
+    <xsd:import namespace="http://purl.org/dc/elements/1.1/" schemaLocation="http://dublincore.org/schemas/xmls/qdc/2003/04/02/dc.xsd"/>
+    <xsd:import namespace="http://purl.org/dc/terms/" schemaLocation="http://dublincore.org/schemas/xmls/qdc/2003/04/02/dcterms.xsd"/>
+    <xsd:element name="coreProperties" type="CT_coreProperties"/>
+    <xsd:complexType name="CT_coreProperties">
+      <xsd:all>
+        <xsd:element ref="dc:creator" minOccurs="0" maxOccurs="1"/>
+        <xsd:element ref="dcterms:created" minOccurs="0" maxOccurs="1"/>
+        <xsd:element ref="dc:identifier" minOccurs="0" maxOccurs="1"/>
+        <xsd:element name="contentType" minOccurs="0" maxOccurs="1" type="xsd:string" ma:index="0" ma:displayName="Type de contenu"/>
+        <xsd:element ref="dc:title" minOccurs="0" maxOccurs="1" ma:index="4" ma:displayName="Titre"/>
+        <xsd:element ref="dc:subject" minOccurs="0" maxOccurs="1"/>
+        <xsd:element ref="dc:description" minOccurs="0" maxOccurs="1"/>
+        <xsd:element name="keywords" minOccurs="0" maxOccurs="1" type="xsd:string"/>
+        <xsd:element ref="dc:language" minOccurs="0" maxOccurs="1"/>
+        <xsd:element name="category" minOccurs="0" maxOccurs="1" type="xsd:string"/>
+        <xsd:element name="version" minOccurs="0" maxOccurs="1" type="xsd:string"/>
+        <xsd:element name="revision" minOccurs="0" maxOccurs="1" type="xsd:string">
+          <xsd:annotation>
+            <xsd:documentation>
+                        This value indicates the number of saves or revisions. The application is responsible for updating this value after each revision.
+                    </xsd:documentation>
+          </xsd:annotation>
+        </xsd:element>
+        <xsd:element name="lastModifiedBy" minOccurs="0" maxOccurs="1" type="xsd:string"/>
+        <xsd:element ref="dcterms:modified" minOccurs="0" maxOccurs="1"/>
+        <xsd:element name="contentStatus" minOccurs="0" maxOccurs="1" type="xsd:string"/>
+      </xsd:all>
+    </xsd:complexType>
+  </xsd:schema>
+  <xs:schema xmlns:pc="http://schemas.microsoft.com/office/infopath/2007/PartnerControls" xmlns:xs="http://www.w3.org/2001/XMLSchema" targetNamespace="http://schemas.microsoft.com/office/infopath/2007/PartnerControls" elementFormDefault="qualified" attributeFormDefault="unqualified">
+    <xs:element name="Person">
+      <xs:complexType>
+        <xs:sequence>
+          <xs:element ref="pc:DisplayName" minOccurs="0"/>
+          <xs:element ref="pc:AccountId" minOccurs="0"/>
+          <xs:element ref="pc:AccountType" minOccurs="0"/>
+        </xs:sequence>
+      </xs:complexType>
+    </xs:element>
+    <xs:element name="DisplayName" type="xs:string"/>
+    <xs:element name="AccountId" type="xs:string"/>
+    <xs:element name="AccountType" type="xs:string"/>
+    <xs:element name="BDCAssociatedEntity">
+      <xs:complexType>
+        <xs:sequence>
+          <xs:element ref="pc:BDCEntity" minOccurs="0" maxOccurs="unbounded"/>
+        </xs:sequence>
+        <xs:attribute ref="pc:EntityNamespace"/>
+        <xs:attribute ref="pc:EntityName"/>
+        <xs:attribute ref="pc:SystemInstanceName"/>
+        <xs:attribute ref="pc:AssociationName"/>
+      </xs:complexType>
+    </xs:element>
+    <xs:attribute name="EntityNamespace" type="xs:string"/>
+    <xs:attribute name="EntityName" type="xs:string"/>
+    <xs:attribute name="SystemInstanceName" type="xs:string"/>
+    <xs:attribute name="AssociationName" type="xs:string"/>
+    <xs:element name="BDCEntity">
+      <xs:complexType>
+        <xs:sequence>
+          <xs:element ref="pc:EntityDisplayName" minOccurs="0"/>
+          <xs:element ref="pc:EntityInstanceReference" minOccurs="0"/>
+          <xs:element ref="pc:EntityId1" minOccurs="0"/>
+          <xs:element ref="pc:EntityId2" minOccurs="0"/>
+          <xs:element ref="pc:EntityId3" minOccurs="0"/>
+          <xs:element ref="pc:EntityId4" minOccurs="0"/>
+          <xs:element ref="pc:EntityId5" minOccurs="0"/>
+        </xs:sequence>
+      </xs:complexType>
+    </xs:element>
+    <xs:element name="EntityDisplayName" type="xs:string"/>
+    <xs:element name="EntityInstanceReference" type="xs:string"/>
+    <xs:element name="EntityId1" type="xs:string"/>
+    <xs:element name="EntityId2" type="xs:string"/>
+    <xs:element name="EntityId3" type="xs:string"/>
+    <xs:element name="EntityId4" type="xs:string"/>
+    <xs:element name="EntityId5" type="xs:string"/>
+    <xs:element name="Terms">
+      <xs:complexType>
+        <xs:sequence>
+          <xs:element ref="pc:TermInfo" minOccurs="0" maxOccurs="unbounded"/>
+        </xs:sequence>
+      </xs:complexType>
+    </xs:element>
+    <xs:element name="TermInfo">
+      <xs:complexType>
+        <xs:sequence>
+          <xs:element ref="pc:TermName" minOccurs="0"/>
+          <xs:element ref="pc:TermId" minOccurs="0"/>
+        </xs:sequence>
+      </xs:complexType>
+    </xs:element>
+    <xs:element name="TermName" type="xs:string"/>
+    <xs:element name="TermId" type="xs:string"/>
+  </xs:schema>
+</ct:contentTypeSchema>
+</file>
+
+<file path=customXml/itemProps1.xml><?xml version="1.0" encoding="utf-8"?>
+<ds:datastoreItem xmlns:ds="http://schemas.openxmlformats.org/officeDocument/2006/customXml" ds:itemID="{79EA8A23-EBB7-466D-9379-6C98B68C7CB0}">
+  <ds:schemaRefs>
+    <ds:schemaRef ds:uri="http://schemas.microsoft.com/sharepoint/v3/contenttype/forms"/>
+  </ds:schemaRefs>
+</ds:datastoreItem>
+</file>
+
+<file path=customXml/itemProps2.xml><?xml version="1.0" encoding="utf-8"?>
+<ds:datastoreItem xmlns:ds="http://schemas.openxmlformats.org/officeDocument/2006/customXml" ds:itemID="{6044FB56-85C2-4FE7-BFE3-864DDF137DFD}">
+  <ds:schemaRefs>
+    <ds:schemaRef ds:uri="http://schemas.microsoft.com/office/2006/metadata/properties"/>
+    <ds:schemaRef ds:uri="http://schemas.microsoft.com/office/infopath/2007/PartnerControls"/>
+    <ds:schemaRef ds:uri="4fd9addd-010e-4f5f-8f1c-4194eaaa354f"/>
+    <ds:schemaRef ds:uri="76555f21-dda2-40b2-9e67-0c5126acc9bb"/>
+  </ds:schemaRefs>
+</ds:datastoreItem>
+</file>
+
+<file path=customXml/itemProps3.xml><?xml version="1.0" encoding="utf-8"?>
+<ds:datastoreItem xmlns:ds="http://schemas.openxmlformats.org/officeDocument/2006/customXml" ds:itemID="{A58B4503-9415-40BF-8E6C-3706173CE5D1}">
+  <ds:schemaRefs>
+    <ds:schemaRef ds:uri="http://schemas.openxmlformats.org/officeDocument/2006/bibliography"/>
+  </ds:schemaRefs>
+</ds:datastoreItem>
+</file>
+
+<file path=customXml/itemProps4.xml><?xml version="1.0" encoding="utf-8"?>
+<ds:datastoreItem xmlns:ds="http://schemas.openxmlformats.org/officeDocument/2006/customXml" ds:itemID="{EAAD0032-8AC2-47F5-99E3-39E1B343C755}">
+  <ds:schemaRefs>
+    <ds:schemaRef ds:uri="http://schemas.microsoft.com/office/2006/metadata/contentType"/>
+    <ds:schemaRef ds:uri="http://schemas.microsoft.com/office/2006/metadata/properties/metaAttributes"/>
+    <ds:schemaRef ds:uri="http://www.w3.org/2001/XMLSchema"/>
+    <ds:schemaRef ds:uri="http://schemas.microsoft.com/office/2006/metadata/properties"/>
+    <ds:schemaRef ds:uri="76555f21-dda2-40b2-9e67-0c5126acc9bb"/>
+    <ds:schemaRef ds:uri="4fd9addd-010e-4f5f-8f1c-4194eaaa354f"/>
+    <ds:schemaRef ds:uri="http://schemas.microsoft.com/office/2006/documentManagement/types"/>
+    <ds:schemaRef ds:uri="http://schemas.microsoft.com/office/infopath/2007/PartnerControls"/>
+    <ds:schemaRef ds:uri="http://schemas.openxmlformats.org/package/2006/metadata/core-properties"/>
+    <ds:schemaRef ds:uri="http://purl.org/dc/elements/1.1/"/>
+    <ds:schemaRef ds:uri="http://purl.org/dc/terms/"/>
+    <ds:schemaRef ds:uri="http://schemas.microsoft.com/internal/obd"/>
+  </ds:schemaRefs>
+</ds:datastoreItem>
 </file>
--- a/revue-template/Pronto - modele d'article.docx
+++ b/revue-template/Pronto - modele d'article.docx
@@ -842,7 +842,7 @@
         <w:rPr>
           <w:rFonts w:asciiTheme="majorHAnsi" w:hAnsiTheme="majorHAnsi" w:cstheme="majorHAnsi"/>
         </w:rPr>
-        <w:t xml:space="preserve">Titre niveau 3 (pas de niveau 4 !) </w:t>
+        <w:t xml:space="preserve">Titre niveau 3</w:t>
       </w:r>
     </w:p>
     <w:p>
@@ -879,7 +879,7 @@
         <w:rPr>
           <w:rFonts w:asciiTheme="majorHAnsi" w:hAnsiTheme="majorHAnsi" w:cstheme="majorHAnsi"/>
         </w:rPr>
-        <w:t xml:space="preserve">Titre niveau 4 </w:t>
+        <w:t xml:space="preserve">Titre niveau 4 (non numéroté)</w:t>
       </w:r>
     </w:p>
     <w:p>
@@ -1193,6 +1193,22 @@
           <w:noProof/>
         </w:rPr>
         <w:t xml:space="preserve">Crédit : </w:t>
+      </w:r>
+    </w:p>
+    <w:p>
+      <w:pPr>
+        <w:pStyle w:val="SZHCleAbbTab"/>
+        <w:rPr>
+          <w:rFonts w:asciiTheme="majorHAnsi" w:hAnsiTheme="majorHAnsi" w:cstheme="majorHAnsi"/>
+          <w:noProof/>
+        </w:rPr>
+      </w:pPr>
+      <w:r>
+        <w:rPr>
+          <w:rFonts w:asciiTheme="majorHAnsi" w:hAnsiTheme="majorHAnsi" w:cstheme="majorHAnsi"/>
+          <w:noProof/>
+        </w:rPr>
+        <w:t xml:space="preserve">Source : </w:t>
       </w:r>
     </w:p>
     <w:tbl>
